--- a/src/assets/Resume25-26.docx
+++ b/src/assets/Resume25-26.docx
@@ -76,59 +76,19 @@
                                 <w:szCs w:val="20"/>
                               </w:rPr>
                             </w:pPr>
-                            <w:r>
-                              <w:rPr>
-                                <w:rFonts w:ascii="Times New Roman" w:hAnsi="Times New Roman" w:cs="Times New Roman"/>
-                                <w:sz w:val="20"/>
-                                <w:szCs w:val="20"/>
-                              </w:rPr>
-                              <w:fldChar w:fldCharType="begin"/>
-                            </w:r>
-                            <w:r>
-                              <w:rPr>
-                                <w:rFonts w:ascii="Times New Roman" w:hAnsi="Times New Roman" w:cs="Times New Roman"/>
-                                <w:sz w:val="20"/>
-                                <w:szCs w:val="20"/>
-                              </w:rPr>
-                              <w:instrText>HYPERLINK "mailto:tjlayton2@gmail.com"</w:instrText>
-                            </w:r>
-                            <w:r>
-                              <w:rPr>
-                                <w:rFonts w:ascii="Times New Roman" w:hAnsi="Times New Roman" w:cs="Times New Roman"/>
-                                <w:sz w:val="20"/>
-                                <w:szCs w:val="20"/>
-                              </w:rPr>
-                            </w:r>
-                            <w:r>
-                              <w:rPr>
-                                <w:rFonts w:ascii="Times New Roman" w:hAnsi="Times New Roman" w:cs="Times New Roman"/>
-                                <w:sz w:val="20"/>
-                                <w:szCs w:val="20"/>
-                              </w:rPr>
-                              <w:fldChar w:fldCharType="separate"/>
-                            </w:r>
-                            <w:r>
-                              <w:rPr>
-                                <w:rStyle w:val="Hyperlink"/>
-                                <w:rFonts w:ascii="Times New Roman" w:hAnsi="Times New Roman" w:cs="Times New Roman"/>
-                                <w:color w:val="000000" w:themeColor="text1"/>
-                                <w:sz w:val="20"/>
-                                <w:szCs w:val="20"/>
-                                <w:u w:val="none"/>
-                              </w:rPr>
-                              <w:t>tjlayton2@gmail.com</w:t>
-                            </w:r>
-                            <w:r>
-                              <w:rPr>
-                                <w:rStyle w:val="Hyperlink"/>
-                                <w:rFonts w:ascii="Times New Roman" w:hAnsi="Times New Roman" w:cs="Times New Roman"/>
-                                <w:color w:val="000000" w:themeColor="text1"/>
-                                <w:sz w:val="20"/>
-                                <w:szCs w:val="20"/>
-                                <w:u w:val="none"/>
-                              </w:rPr>
-                              <w:fldChar w:fldCharType="end"/>
-                            </w:r>
+                            <w:hyperlink r:id="rId5" w:history="1">
+                              <w:r>
+                                <w:rPr>
+                                  <w:rStyle w:val="Hyperlink"/>
+                                  <w:rFonts w:ascii="Times New Roman" w:hAnsi="Times New Roman" w:cs="Times New Roman"/>
+                                  <w:color w:val="000000" w:themeColor="text1"/>
+                                  <w:sz w:val="20"/>
+                                  <w:szCs w:val="20"/>
+                                  <w:u w:val="none"/>
+                                </w:rPr>
+                                <w:t>tjlayton2@gmail.com</w:t>
+                              </w:r>
+                            </w:hyperlink>
                             <w:r>
                               <w:rPr>
                                 <w:rFonts w:ascii="Times New Roman" w:hAnsi="Times New Roman" w:cs="Times New Roman"/>
@@ -156,8 +116,7 @@
                               </w:rPr>
                               <w:t xml:space="preserve">           </w:t>
                             </w:r>
-                            <w:hyperlink r:id="rId5" w:history="1">
-                              <w:proofErr w:type="spellStart"/>
+                            <w:hyperlink r:id="rId6" w:history="1">
                               <w:r>
                                 <w:rPr>
                                   <w:rStyle w:val="Hyperlink"/>
@@ -166,18 +125,7 @@
                                   <w:sz w:val="20"/>
                                   <w:szCs w:val="20"/>
                                 </w:rPr>
-                                <w:t>Linkedin</w:t>
-                              </w:r>
-                              <w:proofErr w:type="spellEnd"/>
-                              <w:r>
-                                <w:rPr>
-                                  <w:rStyle w:val="Hyperlink"/>
-                                  <w:rFonts w:ascii="Times New Roman" w:hAnsi="Times New Roman" w:cs="Times New Roman"/>
-                                  <w:color w:val="000000"/>
-                                  <w:sz w:val="20"/>
-                                  <w:szCs w:val="20"/>
-                                </w:rPr>
-                                <w:t>: tyler-layton977a38249</w:t>
+                                <w:t>Linkedin: tyler-layton977a38249</w:t>
                               </w:r>
                             </w:hyperlink>
                           </w:p>
@@ -201,7 +149,6 @@
                               </w:rPr>
                               <w:t xml:space="preserve">Website: </w:t>
                             </w:r>
-                            <w:proofErr w:type="spellStart"/>
                             <w:r>
                               <w:rPr>
                                 <w:rFonts w:ascii="Times New Roman" w:hAnsi="Times New Roman" w:cs="Times New Roman"/>
@@ -211,7 +158,6 @@
                               </w:rPr>
                               <w:t>tylerlayton.xyz</w:t>
                             </w:r>
-                            <w:proofErr w:type="spellEnd"/>
                           </w:p>
                           <w:p>
                             <w:pPr>
@@ -269,59 +215,19 @@
                           <w:szCs w:val="20"/>
                         </w:rPr>
                       </w:pPr>
-                      <w:r>
-                        <w:rPr>
-                          <w:rFonts w:ascii="Times New Roman" w:hAnsi="Times New Roman" w:cs="Times New Roman"/>
-                          <w:sz w:val="20"/>
-                          <w:szCs w:val="20"/>
-                        </w:rPr>
-                        <w:fldChar w:fldCharType="begin"/>
-                      </w:r>
-                      <w:r>
-                        <w:rPr>
-                          <w:rFonts w:ascii="Times New Roman" w:hAnsi="Times New Roman" w:cs="Times New Roman"/>
-                          <w:sz w:val="20"/>
-                          <w:szCs w:val="20"/>
-                        </w:rPr>
-                        <w:instrText>HYPERLINK "mailto:tjlayton2@gmail.com"</w:instrText>
-                      </w:r>
-                      <w:r>
-                        <w:rPr>
-                          <w:rFonts w:ascii="Times New Roman" w:hAnsi="Times New Roman" w:cs="Times New Roman"/>
-                          <w:sz w:val="20"/>
-                          <w:szCs w:val="20"/>
-                        </w:rPr>
-                      </w:r>
-                      <w:r>
-                        <w:rPr>
-                          <w:rFonts w:ascii="Times New Roman" w:hAnsi="Times New Roman" w:cs="Times New Roman"/>
-                          <w:sz w:val="20"/>
-                          <w:szCs w:val="20"/>
-                        </w:rPr>
-                        <w:fldChar w:fldCharType="separate"/>
-                      </w:r>
-                      <w:r>
-                        <w:rPr>
-                          <w:rStyle w:val="Hyperlink"/>
-                          <w:rFonts w:ascii="Times New Roman" w:hAnsi="Times New Roman" w:cs="Times New Roman"/>
-                          <w:color w:val="000000" w:themeColor="text1"/>
-                          <w:sz w:val="20"/>
-                          <w:szCs w:val="20"/>
-                          <w:u w:val="none"/>
-                        </w:rPr>
-                        <w:t>tjlayton2@gmail.com</w:t>
-                      </w:r>
-                      <w:r>
-                        <w:rPr>
-                          <w:rStyle w:val="Hyperlink"/>
-                          <w:rFonts w:ascii="Times New Roman" w:hAnsi="Times New Roman" w:cs="Times New Roman"/>
-                          <w:color w:val="000000" w:themeColor="text1"/>
-                          <w:sz w:val="20"/>
-                          <w:szCs w:val="20"/>
-                          <w:u w:val="none"/>
-                        </w:rPr>
-                        <w:fldChar w:fldCharType="end"/>
-                      </w:r>
+                      <w:hyperlink r:id="rId7" w:history="1">
+                        <w:r>
+                          <w:rPr>
+                            <w:rStyle w:val="Hyperlink"/>
+                            <w:rFonts w:ascii="Times New Roman" w:hAnsi="Times New Roman" w:cs="Times New Roman"/>
+                            <w:color w:val="000000" w:themeColor="text1"/>
+                            <w:sz w:val="20"/>
+                            <w:szCs w:val="20"/>
+                            <w:u w:val="none"/>
+                          </w:rPr>
+                          <w:t>tjlayton2@gmail.com</w:t>
+                        </w:r>
+                      </w:hyperlink>
                       <w:r>
                         <w:rPr>
                           <w:rFonts w:ascii="Times New Roman" w:hAnsi="Times New Roman" w:cs="Times New Roman"/>
@@ -349,8 +255,7 @@
                         </w:rPr>
                         <w:t xml:space="preserve">           </w:t>
                       </w:r>
-                      <w:hyperlink r:id="rId6" w:history="1">
-                        <w:proofErr w:type="spellStart"/>
+                      <w:hyperlink r:id="rId8" w:history="1">
                         <w:r>
                           <w:rPr>
                             <w:rStyle w:val="Hyperlink"/>
@@ -359,18 +264,7 @@
                             <w:sz w:val="20"/>
                             <w:szCs w:val="20"/>
                           </w:rPr>
-                          <w:t>Linkedin</w:t>
-                        </w:r>
-                        <w:proofErr w:type="spellEnd"/>
-                        <w:r>
-                          <w:rPr>
-                            <w:rStyle w:val="Hyperlink"/>
-                            <w:rFonts w:ascii="Times New Roman" w:hAnsi="Times New Roman" w:cs="Times New Roman"/>
-                            <w:color w:val="000000"/>
-                            <w:sz w:val="20"/>
-                            <w:szCs w:val="20"/>
-                          </w:rPr>
-                          <w:t>: tyler-layton977a38249</w:t>
+                          <w:t>Linkedin: tyler-layton977a38249</w:t>
                         </w:r>
                       </w:hyperlink>
                     </w:p>
@@ -394,7 +288,6 @@
                         </w:rPr>
                         <w:t xml:space="preserve">Website: </w:t>
                       </w:r>
-                      <w:proofErr w:type="spellStart"/>
                       <w:r>
                         <w:rPr>
                           <w:rFonts w:ascii="Times New Roman" w:hAnsi="Times New Roman" w:cs="Times New Roman"/>
@@ -404,7 +297,6 @@
                         </w:rPr>
                         <w:t>tylerlayton.xyz</w:t>
                       </w:r>
-                      <w:proofErr w:type="spellEnd"/>
                     </w:p>
                     <w:p>
                       <w:pPr>
@@ -548,7 +440,7 @@
           </mc:Choice>
           <mc:Fallback>
             <w:pict>
-              <v:line w14:anchorId="57CEF8FD" id="Straight Connector 4" o:spid="_x0000_s1026" style="position:absolute;flip:y;z-index:251662336;visibility:visible;mso-wrap-style:square;mso-width-percent:0;mso-height-percent:0;mso-wrap-distance-left:9pt;mso-wrap-distance-top:0;mso-wrap-distance-right:9pt;mso-wrap-distance-bottom:0;mso-position-horizontal:absolute;mso-position-horizontal-relative:text;mso-position-vertical:absolute;mso-position-vertical-relative:text;mso-width-percent:0;mso-height-percent:0;mso-width-relative:margin;mso-height-relative:margin" from="1.25pt,7.7pt" to="466.9pt,7.7pt" o:gfxdata="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" strokecolor="black [3200]" strokeweight=".5pt">
+              <v:line w14:anchorId="6F904AA1" id="Straight Connector 4" o:spid="_x0000_s1026" style="position:absolute;flip:y;z-index:251662336;visibility:visible;mso-wrap-style:square;mso-width-percent:0;mso-height-percent:0;mso-wrap-distance-left:9pt;mso-wrap-distance-top:0;mso-wrap-distance-right:9pt;mso-wrap-distance-bottom:0;mso-position-horizontal:absolute;mso-position-horizontal-relative:text;mso-position-vertical:absolute;mso-position-vertical-relative:text;mso-width-percent:0;mso-height-percent:0;mso-width-relative:margin;mso-height-relative:margin" from="1.25pt,7.7pt" to="466.9pt,7.7pt" o:gfxdata="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" strokecolor="black [3200]" strokeweight=".5pt">
                 <v:stroke joinstyle="miter"/>
               </v:line>
             </w:pict>
@@ -1692,25 +1584,7 @@
           <w:color w:val="000000"/>
           <w:kern w:val="36"/>
         </w:rPr>
-        <w:t xml:space="preserve"> in Python with </w:t>
-      </w:r>
-      <w:proofErr w:type="spellStart"/>
-      <w:r>
-        <w:rPr>
-          <w:rFonts w:ascii="Times New Roman" w:eastAsia="Times New Roman" w:hAnsi="Times New Roman" w:cs="Times New Roman"/>
-          <w:color w:val="000000"/>
-          <w:kern w:val="36"/>
-        </w:rPr>
-        <w:t>Tkinter</w:t>
-      </w:r>
-      <w:proofErr w:type="spellEnd"/>
-      <w:r>
-        <w:rPr>
-          <w:rFonts w:ascii="Times New Roman" w:eastAsia="Times New Roman" w:hAnsi="Times New Roman" w:cs="Times New Roman"/>
-          <w:color w:val="000000"/>
-          <w:kern w:val="36"/>
-        </w:rPr>
-        <w:t xml:space="preserve"> for creating and managing Jenkins files, reducing file authoring time by 80%.</w:t>
+        <w:t xml:space="preserve"> in Python with Tkinter for creating and managing Jenkins files, reducing file authoring time by 80%.</w:t>
       </w:r>
     </w:p>
     <w:p>
@@ -1902,23 +1776,7 @@
           <w:rFonts w:ascii="Times New Roman" w:eastAsia="Times New Roman" w:hAnsi="Times New Roman" w:cs="Times New Roman"/>
           <w:color w:val="000000"/>
         </w:rPr>
-        <w:t xml:space="preserve">Led and contributed to open-source projects supporting student learning, including an educational analog circuit simulator and a Python-based platformer game using </w:t>
-      </w:r>
-      <w:proofErr w:type="spellStart"/>
-      <w:r>
-        <w:rPr>
-          <w:rFonts w:ascii="Times New Roman" w:eastAsia="Times New Roman" w:hAnsi="Times New Roman" w:cs="Times New Roman"/>
-          <w:color w:val="000000"/>
-        </w:rPr>
-        <w:t>Pygame</w:t>
-      </w:r>
-      <w:proofErr w:type="spellEnd"/>
-      <w:r>
-        <w:rPr>
-          <w:rFonts w:ascii="Times New Roman" w:eastAsia="Times New Roman" w:hAnsi="Times New Roman" w:cs="Times New Roman"/>
-          <w:color w:val="000000"/>
-        </w:rPr>
-        <w:t>.</w:t>
+        <w:t>Led and contributed to open-source projects supporting student learning, including an educational analog circuit simulator and a Python-based platformer game using Pygame.</w:t>
       </w:r>
     </w:p>
     <w:p>
@@ -2098,13 +1956,6 @@
           <w:rFonts w:ascii="Times New Roman" w:eastAsia="Times New Roman" w:hAnsi="Times New Roman" w:cs="Times New Roman"/>
           <w:color w:val="000000"/>
         </w:rPr>
-        <w:t xml:space="preserve">HTML/CSS, </w:t>
-      </w:r>
-      <w:r>
-        <w:rPr>
-          <w:rFonts w:ascii="Times New Roman" w:eastAsia="Times New Roman" w:hAnsi="Times New Roman" w:cs="Times New Roman"/>
-          <w:color w:val="000000"/>
-        </w:rPr>
         <w:t xml:space="preserve">JavaScript, TypeScript, </w:t>
       </w:r>
       <w:r>
@@ -2185,39 +2036,7 @@
           <w:rFonts w:ascii="Times New Roman" w:eastAsia="Times New Roman" w:hAnsi="Times New Roman" w:cs="Times New Roman"/>
           <w:color w:val="000000"/>
         </w:rPr>
-        <w:t xml:space="preserve">Microsoft Excel, PowerPoint, VS Code, GitHub, </w:t>
-      </w:r>
-      <w:proofErr w:type="spellStart"/>
-      <w:r>
-        <w:rPr>
-          <w:rFonts w:ascii="Times New Roman" w:eastAsia="Times New Roman" w:hAnsi="Times New Roman" w:cs="Times New Roman"/>
-          <w:color w:val="000000"/>
-        </w:rPr>
-        <w:t>Matlabs</w:t>
-      </w:r>
-      <w:proofErr w:type="spellEnd"/>
-      <w:r>
-        <w:rPr>
-          <w:rFonts w:ascii="Times New Roman" w:eastAsia="Times New Roman" w:hAnsi="Times New Roman" w:cs="Times New Roman"/>
-          <w:color w:val="000000"/>
-        </w:rPr>
-        <w:t xml:space="preserve">, NX, </w:t>
-      </w:r>
-      <w:proofErr w:type="spellStart"/>
-      <w:r>
-        <w:rPr>
-          <w:rFonts w:ascii="Times New Roman" w:eastAsia="Times New Roman" w:hAnsi="Times New Roman" w:cs="Times New Roman"/>
-          <w:color w:val="000000"/>
-        </w:rPr>
-        <w:t>LTspice</w:t>
-      </w:r>
-      <w:proofErr w:type="spellEnd"/>
-      <w:r>
-        <w:rPr>
-          <w:rFonts w:ascii="Times New Roman" w:eastAsia="Times New Roman" w:hAnsi="Times New Roman" w:cs="Times New Roman"/>
-          <w:color w:val="000000"/>
-        </w:rPr>
-        <w:t>, Eclipse, Windows Form Applications, Unity, Photoshop, Jenkins</w:t>
+        <w:t>Microsoft Excel, PowerPoint, VS Code, GitHub, Matlabs, NX, LTspice, Eclipse, Windows Form Applications, Unity, Photoshop, Jenkins</w:t>
       </w:r>
       <w:r>
         <w:rPr>
@@ -2232,6 +2051,27 @@
           <w:color w:val="000000"/>
         </w:rPr>
         <w:t>, React</w:t>
+      </w:r>
+      <w:r>
+        <w:rPr>
+          <w:rFonts w:ascii="Times New Roman" w:eastAsia="Times New Roman" w:hAnsi="Times New Roman" w:cs="Times New Roman"/>
+          <w:color w:val="000000"/>
+        </w:rPr>
+        <w:t>,</w:t>
+      </w:r>
+      <w:r>
+        <w:rPr>
+          <w:rFonts w:ascii="Times New Roman" w:eastAsia="Times New Roman" w:hAnsi="Times New Roman" w:cs="Times New Roman"/>
+          <w:color w:val="000000"/>
+        </w:rPr>
+        <w:t xml:space="preserve"> </w:t>
+      </w:r>
+      <w:r>
+        <w:rPr>
+          <w:rFonts w:ascii="Times New Roman" w:eastAsia="Times New Roman" w:hAnsi="Times New Roman" w:cs="Times New Roman"/>
+          <w:color w:val="000000"/>
+        </w:rPr>
+        <w:t>HTML/CSS,</w:t>
       </w:r>
     </w:p>
     <w:sectPr>

--- a/src/assets/Resume25-26.docx
+++ b/src/assets/Resume25-26.docx
@@ -2071,7 +2071,7 @@
           <w:rFonts w:ascii="Times New Roman" w:eastAsia="Times New Roman" w:hAnsi="Times New Roman" w:cs="Times New Roman"/>
           <w:color w:val="000000"/>
         </w:rPr>
-        <w:t>HTML/CSS,</w:t>
+        <w:t>HTML/CSS</w:t>
       </w:r>
     </w:p>
     <w:sectPr>
@@ -5407,6 +5407,7 @@
   <w:style w:type="character" w:default="1" w:styleId="DefaultParagraphFont">
     <w:name w:val="Default Paragraph Font"/>
     <w:uiPriority w:val="1"/>
+    <w:semiHidden/>
     <w:unhideWhenUsed/>
   </w:style>
   <w:style w:type="table" w:default="1" w:styleId="TableNormal">

--- a/src/assets/Resume25-26.docx
+++ b/src/assets/Resume25-26.docx
@@ -1432,7 +1432,7 @@
           <w:sz w:val="24"/>
           <w:szCs w:val="24"/>
         </w:rPr>
-        <w:t>4</w:t>
+        <w:t>3</w:t>
       </w:r>
       <w:r>
         <w:rPr>
@@ -1717,7 +1717,43 @@
           <w:sz w:val="24"/>
           <w:szCs w:val="24"/>
         </w:rPr>
-        <w:t>Fall 2023 &amp; Fall 2022</w:t>
+        <w:t>Fall 202</w:t>
+      </w:r>
+      <w:r>
+        <w:rPr>
+          <w:rFonts w:ascii="Times New Roman" w:eastAsia="Times New Roman" w:hAnsi="Times New Roman" w:cs="Times New Roman"/>
+          <w:b/>
+          <w:bCs/>
+          <w:color w:val="000000"/>
+          <w:kern w:val="36"/>
+          <w:sz w:val="24"/>
+          <w:szCs w:val="24"/>
+        </w:rPr>
+        <w:t>2</w:t>
+      </w:r>
+      <w:r>
+        <w:rPr>
+          <w:rFonts w:ascii="Times New Roman" w:eastAsia="Times New Roman" w:hAnsi="Times New Roman" w:cs="Times New Roman"/>
+          <w:b/>
+          <w:bCs/>
+          <w:color w:val="000000"/>
+          <w:kern w:val="36"/>
+          <w:sz w:val="24"/>
+          <w:szCs w:val="24"/>
+        </w:rPr>
+        <w:t xml:space="preserve"> &amp; Fall 202</w:t>
+      </w:r>
+      <w:r>
+        <w:rPr>
+          <w:rFonts w:ascii="Times New Roman" w:eastAsia="Times New Roman" w:hAnsi="Times New Roman" w:cs="Times New Roman"/>
+          <w:b/>
+          <w:bCs/>
+          <w:color w:val="000000"/>
+          <w:kern w:val="36"/>
+          <w:sz w:val="24"/>
+          <w:szCs w:val="24"/>
+        </w:rPr>
+        <w:t>3</w:t>
       </w:r>
     </w:p>
     <w:p>

--- a/src/assets/Resume25-26.docx
+++ b/src/assets/Resume25-26.docx
@@ -76,19 +76,29 @@
                                 <w:szCs w:val="20"/>
                               </w:rPr>
                             </w:pPr>
-                            <w:hyperlink r:id="rId5" w:history="1">
-                              <w:r>
-                                <w:rPr>
-                                  <w:rStyle w:val="Hyperlink"/>
-                                  <w:rFonts w:ascii="Times New Roman" w:hAnsi="Times New Roman" w:cs="Times New Roman"/>
-                                  <w:color w:val="000000" w:themeColor="text1"/>
-                                  <w:sz w:val="20"/>
-                                  <w:szCs w:val="20"/>
-                                  <w:u w:val="none"/>
-                                </w:rPr>
-                                <w:t>tjlayton2@gmail.com</w:t>
-                              </w:r>
-                            </w:hyperlink>
+                            <w:r>
+                              <w:fldChar w:fldCharType="begin"/>
+                            </w:r>
+                            <w:r>
+                              <w:instrText>HYPERLINK "mailto:tjlayton2@gmail.com"</w:instrText>
+                            </w:r>
+                            <w:r>
+                              <w:fldChar w:fldCharType="separate"/>
+                            </w:r>
+                            <w:r>
+                              <w:rPr>
+                                <w:rStyle w:val="Hyperlink"/>
+                                <w:rFonts w:ascii="Times New Roman" w:hAnsi="Times New Roman" w:cs="Times New Roman"/>
+                                <w:color w:val="000000" w:themeColor="text1"/>
+                                <w:sz w:val="20"/>
+                                <w:szCs w:val="20"/>
+                                <w:u w:val="none"/>
+                              </w:rPr>
+                              <w:t>tjlayton2@gmail.com</w:t>
+                            </w:r>
+                            <w:r>
+                              <w:fldChar w:fldCharType="end"/>
+                            </w:r>
                             <w:r>
                               <w:rPr>
                                 <w:rFonts w:ascii="Times New Roman" w:hAnsi="Times New Roman" w:cs="Times New Roman"/>
@@ -116,7 +126,8 @@
                               </w:rPr>
                               <w:t xml:space="preserve">           </w:t>
                             </w:r>
-                            <w:hyperlink r:id="rId6" w:history="1">
+                            <w:hyperlink r:id="rId5" w:history="1">
+                              <w:proofErr w:type="spellStart"/>
                               <w:r>
                                 <w:rPr>
                                   <w:rStyle w:val="Hyperlink"/>
@@ -125,7 +136,18 @@
                                   <w:sz w:val="20"/>
                                   <w:szCs w:val="20"/>
                                 </w:rPr>
-                                <w:t>Linkedin: tyler-layton977a38249</w:t>
+                                <w:t>Linkedin</w:t>
+                              </w:r>
+                              <w:proofErr w:type="spellEnd"/>
+                              <w:r>
+                                <w:rPr>
+                                  <w:rStyle w:val="Hyperlink"/>
+                                  <w:rFonts w:ascii="Times New Roman" w:hAnsi="Times New Roman" w:cs="Times New Roman"/>
+                                  <w:color w:val="000000"/>
+                                  <w:sz w:val="20"/>
+                                  <w:szCs w:val="20"/>
+                                </w:rPr>
+                                <w:t>: tyler-layton977a38249</w:t>
                               </w:r>
                             </w:hyperlink>
                           </w:p>
@@ -156,7 +178,34 @@
                                 <w:szCs w:val="20"/>
                                 <w:u w:val="single"/>
                               </w:rPr>
-                              <w:t>tylerlayton.xyz</w:t>
+                              <w:t>t</w:t>
+                            </w:r>
+                            <w:r>
+                              <w:rPr>
+                                <w:rFonts w:ascii="Times New Roman" w:hAnsi="Times New Roman" w:cs="Times New Roman"/>
+                                <w:sz w:val="20"/>
+                                <w:szCs w:val="20"/>
+                                <w:u w:val="single"/>
+                              </w:rPr>
+                              <w:t>j</w:t>
+                            </w:r>
+                            <w:r>
+                              <w:rPr>
+                                <w:rFonts w:ascii="Times New Roman" w:hAnsi="Times New Roman" w:cs="Times New Roman"/>
+                                <w:sz w:val="20"/>
+                                <w:szCs w:val="20"/>
+                                <w:u w:val="single"/>
+                              </w:rPr>
+                              <w:t>layton.</w:t>
+                            </w:r>
+                            <w:r>
+                              <w:rPr>
+                                <w:rFonts w:ascii="Times New Roman" w:hAnsi="Times New Roman" w:cs="Times New Roman"/>
+                                <w:sz w:val="20"/>
+                                <w:szCs w:val="20"/>
+                                <w:u w:val="single"/>
+                              </w:rPr>
+                              <w:t>com</w:t>
                             </w:r>
                           </w:p>
                           <w:p>
@@ -215,19 +264,29 @@
                           <w:szCs w:val="20"/>
                         </w:rPr>
                       </w:pPr>
-                      <w:hyperlink r:id="rId7" w:history="1">
-                        <w:r>
-                          <w:rPr>
-                            <w:rStyle w:val="Hyperlink"/>
-                            <w:rFonts w:ascii="Times New Roman" w:hAnsi="Times New Roman" w:cs="Times New Roman"/>
-                            <w:color w:val="000000" w:themeColor="text1"/>
-                            <w:sz w:val="20"/>
-                            <w:szCs w:val="20"/>
-                            <w:u w:val="none"/>
-                          </w:rPr>
-                          <w:t>tjlayton2@gmail.com</w:t>
-                        </w:r>
-                      </w:hyperlink>
+                      <w:r>
+                        <w:fldChar w:fldCharType="begin"/>
+                      </w:r>
+                      <w:r>
+                        <w:instrText>HYPERLINK "mailto:tjlayton2@gmail.com"</w:instrText>
+                      </w:r>
+                      <w:r>
+                        <w:fldChar w:fldCharType="separate"/>
+                      </w:r>
+                      <w:r>
+                        <w:rPr>
+                          <w:rStyle w:val="Hyperlink"/>
+                          <w:rFonts w:ascii="Times New Roman" w:hAnsi="Times New Roman" w:cs="Times New Roman"/>
+                          <w:color w:val="000000" w:themeColor="text1"/>
+                          <w:sz w:val="20"/>
+                          <w:szCs w:val="20"/>
+                          <w:u w:val="none"/>
+                        </w:rPr>
+                        <w:t>tjlayton2@gmail.com</w:t>
+                      </w:r>
+                      <w:r>
+                        <w:fldChar w:fldCharType="end"/>
+                      </w:r>
                       <w:r>
                         <w:rPr>
                           <w:rFonts w:ascii="Times New Roman" w:hAnsi="Times New Roman" w:cs="Times New Roman"/>
@@ -255,7 +314,8 @@
                         </w:rPr>
                         <w:t xml:space="preserve">           </w:t>
                       </w:r>
-                      <w:hyperlink r:id="rId8" w:history="1">
+                      <w:hyperlink r:id="rId6" w:history="1">
+                        <w:proofErr w:type="spellStart"/>
                         <w:r>
                           <w:rPr>
                             <w:rStyle w:val="Hyperlink"/>
@@ -264,7 +324,18 @@
                             <w:sz w:val="20"/>
                             <w:szCs w:val="20"/>
                           </w:rPr>
-                          <w:t>Linkedin: tyler-layton977a38249</w:t>
+                          <w:t>Linkedin</w:t>
+                        </w:r>
+                        <w:proofErr w:type="spellEnd"/>
+                        <w:r>
+                          <w:rPr>
+                            <w:rStyle w:val="Hyperlink"/>
+                            <w:rFonts w:ascii="Times New Roman" w:hAnsi="Times New Roman" w:cs="Times New Roman"/>
+                            <w:color w:val="000000"/>
+                            <w:sz w:val="20"/>
+                            <w:szCs w:val="20"/>
+                          </w:rPr>
+                          <w:t>: tyler-layton977a38249</w:t>
                         </w:r>
                       </w:hyperlink>
                     </w:p>
@@ -295,7 +366,34 @@
                           <w:szCs w:val="20"/>
                           <w:u w:val="single"/>
                         </w:rPr>
-                        <w:t>tylerlayton.xyz</w:t>
+                        <w:t>t</w:t>
+                      </w:r>
+                      <w:r>
+                        <w:rPr>
+                          <w:rFonts w:ascii="Times New Roman" w:hAnsi="Times New Roman" w:cs="Times New Roman"/>
+                          <w:sz w:val="20"/>
+                          <w:szCs w:val="20"/>
+                          <w:u w:val="single"/>
+                        </w:rPr>
+                        <w:t>j</w:t>
+                      </w:r>
+                      <w:r>
+                        <w:rPr>
+                          <w:rFonts w:ascii="Times New Roman" w:hAnsi="Times New Roman" w:cs="Times New Roman"/>
+                          <w:sz w:val="20"/>
+                          <w:szCs w:val="20"/>
+                          <w:u w:val="single"/>
+                        </w:rPr>
+                        <w:t>layton.</w:t>
+                      </w:r>
+                      <w:r>
+                        <w:rPr>
+                          <w:rFonts w:ascii="Times New Roman" w:hAnsi="Times New Roman" w:cs="Times New Roman"/>
+                          <w:sz w:val="20"/>
+                          <w:szCs w:val="20"/>
+                          <w:u w:val="single"/>
+                        </w:rPr>
+                        <w:t>com</w:t>
                       </w:r>
                     </w:p>
                     <w:p>
@@ -1199,7 +1297,21 @@
           <w:rFonts w:ascii="Times New Roman" w:eastAsia="Times New Roman" w:hAnsi="Times New Roman" w:cs="Times New Roman"/>
           <w:color w:val="000000"/>
         </w:rPr>
-        <w:t xml:space="preserve">Worked with a team of 5 other students </w:t>
+        <w:t xml:space="preserve">Worked with a team of </w:t>
+      </w:r>
+      <w:r>
+        <w:rPr>
+          <w:rFonts w:ascii="Times New Roman" w:eastAsia="Times New Roman" w:hAnsi="Times New Roman" w:cs="Times New Roman"/>
+          <w:color w:val="000000"/>
+        </w:rPr>
+        <w:t>five</w:t>
+      </w:r>
+      <w:r>
+        <w:rPr>
+          <w:rFonts w:ascii="Times New Roman" w:eastAsia="Times New Roman" w:hAnsi="Times New Roman" w:cs="Times New Roman"/>
+          <w:color w:val="000000"/>
+        </w:rPr>
+        <w:t xml:space="preserve"> other students </w:t>
       </w:r>
       <w:r>
         <w:rPr>
@@ -1584,7 +1696,25 @@
           <w:color w:val="000000"/>
           <w:kern w:val="36"/>
         </w:rPr>
-        <w:t xml:space="preserve"> in Python with Tkinter for creating and managing Jenkins files, reducing file authoring time by 80%.</w:t>
+        <w:t xml:space="preserve"> in Python with </w:t>
+      </w:r>
+      <w:proofErr w:type="spellStart"/>
+      <w:r>
+        <w:rPr>
+          <w:rFonts w:ascii="Times New Roman" w:eastAsia="Times New Roman" w:hAnsi="Times New Roman" w:cs="Times New Roman"/>
+          <w:color w:val="000000"/>
+          <w:kern w:val="36"/>
+        </w:rPr>
+        <w:t>Tkinter</w:t>
+      </w:r>
+      <w:proofErr w:type="spellEnd"/>
+      <w:r>
+        <w:rPr>
+          <w:rFonts w:ascii="Times New Roman" w:eastAsia="Times New Roman" w:hAnsi="Times New Roman" w:cs="Times New Roman"/>
+          <w:color w:val="000000"/>
+          <w:kern w:val="36"/>
+        </w:rPr>
+        <w:t xml:space="preserve"> for creating and managing Jenkins files, reducing file authoring time by 80%.</w:t>
       </w:r>
     </w:p>
     <w:p>
@@ -1773,7 +1903,27 @@
           <w:iCs/>
           <w:color w:val="000000"/>
         </w:rPr>
-        <w:t xml:space="preserve">Rensselaer Center for Open Source (RCOS)                                                                </w:t>
+        <w:t>Rensselaer Center for Open Source (</w:t>
+      </w:r>
+      <w:proofErr w:type="gramStart"/>
+      <w:r>
+        <w:rPr>
+          <w:rFonts w:ascii="Times New Roman" w:eastAsia="Times New Roman" w:hAnsi="Times New Roman" w:cs="Times New Roman"/>
+          <w:i/>
+          <w:iCs/>
+          <w:color w:val="000000"/>
+        </w:rPr>
+        <w:t xml:space="preserve">RCOS)   </w:t>
+      </w:r>
+      <w:proofErr w:type="gramEnd"/>
+      <w:r>
+        <w:rPr>
+          <w:rFonts w:ascii="Times New Roman" w:eastAsia="Times New Roman" w:hAnsi="Times New Roman" w:cs="Times New Roman"/>
+          <w:i/>
+          <w:iCs/>
+          <w:color w:val="000000"/>
+        </w:rPr>
+        <w:t xml:space="preserve">                                                             </w:t>
       </w:r>
       <w:r>
         <w:rPr>
@@ -1812,7 +1962,23 @@
           <w:rFonts w:ascii="Times New Roman" w:eastAsia="Times New Roman" w:hAnsi="Times New Roman" w:cs="Times New Roman"/>
           <w:color w:val="000000"/>
         </w:rPr>
-        <w:t>Led and contributed to open-source projects supporting student learning, including an educational analog circuit simulator and a Python-based platformer game using Pygame.</w:t>
+        <w:t xml:space="preserve">Led and contributed to open-source projects supporting student learning, including an educational analog circuit simulator and a Python-based platformer game using </w:t>
+      </w:r>
+      <w:proofErr w:type="spellStart"/>
+      <w:r>
+        <w:rPr>
+          <w:rFonts w:ascii="Times New Roman" w:eastAsia="Times New Roman" w:hAnsi="Times New Roman" w:cs="Times New Roman"/>
+          <w:color w:val="000000"/>
+        </w:rPr>
+        <w:t>Pygame</w:t>
+      </w:r>
+      <w:proofErr w:type="spellEnd"/>
+      <w:r>
+        <w:rPr>
+          <w:rFonts w:ascii="Times New Roman" w:eastAsia="Times New Roman" w:hAnsi="Times New Roman" w:cs="Times New Roman"/>
+          <w:color w:val="000000"/>
+        </w:rPr>
+        <w:t>.</w:t>
       </w:r>
     </w:p>
     <w:p>
@@ -2072,7 +2238,39 @@
           <w:rFonts w:ascii="Times New Roman" w:eastAsia="Times New Roman" w:hAnsi="Times New Roman" w:cs="Times New Roman"/>
           <w:color w:val="000000"/>
         </w:rPr>
-        <w:t>Microsoft Excel, PowerPoint, VS Code, GitHub, Matlabs, NX, LTspice, Eclipse, Windows Form Applications, Unity, Photoshop, Jenkins</w:t>
+        <w:t xml:space="preserve">Microsoft Excel, PowerPoint, VS Code, GitHub, </w:t>
+      </w:r>
+      <w:proofErr w:type="spellStart"/>
+      <w:r>
+        <w:rPr>
+          <w:rFonts w:ascii="Times New Roman" w:eastAsia="Times New Roman" w:hAnsi="Times New Roman" w:cs="Times New Roman"/>
+          <w:color w:val="000000"/>
+        </w:rPr>
+        <w:t>Matlabs</w:t>
+      </w:r>
+      <w:proofErr w:type="spellEnd"/>
+      <w:r>
+        <w:rPr>
+          <w:rFonts w:ascii="Times New Roman" w:eastAsia="Times New Roman" w:hAnsi="Times New Roman" w:cs="Times New Roman"/>
+          <w:color w:val="000000"/>
+        </w:rPr>
+        <w:t xml:space="preserve">, NX, </w:t>
+      </w:r>
+      <w:proofErr w:type="spellStart"/>
+      <w:r>
+        <w:rPr>
+          <w:rFonts w:ascii="Times New Roman" w:eastAsia="Times New Roman" w:hAnsi="Times New Roman" w:cs="Times New Roman"/>
+          <w:color w:val="000000"/>
+        </w:rPr>
+        <w:t>LTspice</w:t>
+      </w:r>
+      <w:proofErr w:type="spellEnd"/>
+      <w:r>
+        <w:rPr>
+          <w:rFonts w:ascii="Times New Roman" w:eastAsia="Times New Roman" w:hAnsi="Times New Roman" w:cs="Times New Roman"/>
+          <w:color w:val="000000"/>
+        </w:rPr>
+        <w:t>, Eclipse, Windows Form Applications, Unity, Photoshop, Jenkins</w:t>
       </w:r>
       <w:r>
         <w:rPr>

--- a/src/assets/Resume25-26.docx
+++ b/src/assets/Resume25-26.docx
@@ -111,11 +111,38 @@
                             <w:r>
                               <w:rPr>
                                 <w:rFonts w:ascii="Times New Roman" w:hAnsi="Times New Roman" w:cs="Times New Roman"/>
+                                <w:color w:val="000000" w:themeColor="text1"/>
+                                <w:sz w:val="20"/>
+                                <w:szCs w:val="20"/>
+                              </w:rPr>
+                              <w:t>(</w:t>
+                            </w:r>
+                            <w:r>
+                              <w:rPr>
+                                <w:rFonts w:ascii="Times New Roman" w:hAnsi="Times New Roman" w:cs="Times New Roman"/>
                                 <w:color w:val="000000"/>
                                 <w:sz w:val="20"/>
                                 <w:szCs w:val="20"/>
                               </w:rPr>
-                              <w:t>973-647-7170 | NJ</w:t>
+                              <w:t>973</w:t>
+                            </w:r>
+                            <w:r>
+                              <w:rPr>
+                                <w:rFonts w:ascii="Times New Roman" w:hAnsi="Times New Roman" w:cs="Times New Roman"/>
+                                <w:color w:val="000000"/>
+                                <w:sz w:val="20"/>
+                                <w:szCs w:val="20"/>
+                              </w:rPr>
+                              <w:t xml:space="preserve">) </w:t>
+                            </w:r>
+                            <w:r>
+                              <w:rPr>
+                                <w:rFonts w:ascii="Times New Roman" w:hAnsi="Times New Roman" w:cs="Times New Roman"/>
+                                <w:color w:val="000000"/>
+                                <w:sz w:val="20"/>
+                                <w:szCs w:val="20"/>
+                              </w:rPr>
+                              <w:t>647-7170 | NJ</w:t>
                             </w:r>
                             <w:r>
                               <w:rPr>
@@ -299,11 +326,38 @@
                       <w:r>
                         <w:rPr>
                           <w:rFonts w:ascii="Times New Roman" w:hAnsi="Times New Roman" w:cs="Times New Roman"/>
+                          <w:color w:val="000000" w:themeColor="text1"/>
+                          <w:sz w:val="20"/>
+                          <w:szCs w:val="20"/>
+                        </w:rPr>
+                        <w:t>(</w:t>
+                      </w:r>
+                      <w:r>
+                        <w:rPr>
+                          <w:rFonts w:ascii="Times New Roman" w:hAnsi="Times New Roman" w:cs="Times New Roman"/>
                           <w:color w:val="000000"/>
                           <w:sz w:val="20"/>
                           <w:szCs w:val="20"/>
                         </w:rPr>
-                        <w:t>973-647-7170 | NJ</w:t>
+                        <w:t>973</w:t>
+                      </w:r>
+                      <w:r>
+                        <w:rPr>
+                          <w:rFonts w:ascii="Times New Roman" w:hAnsi="Times New Roman" w:cs="Times New Roman"/>
+                          <w:color w:val="000000"/>
+                          <w:sz w:val="20"/>
+                          <w:szCs w:val="20"/>
+                        </w:rPr>
+                        <w:t xml:space="preserve">) </w:t>
+                      </w:r>
+                      <w:r>
+                        <w:rPr>
+                          <w:rFonts w:ascii="Times New Roman" w:hAnsi="Times New Roman" w:cs="Times New Roman"/>
+                          <w:color w:val="000000"/>
+                          <w:sz w:val="20"/>
+                          <w:szCs w:val="20"/>
+                        </w:rPr>
+                        <w:t>647-7170 | NJ</w:t>
                       </w:r>
                       <w:r>
                         <w:rPr>

--- a/src/assets/Resume25-26.docx
+++ b/src/assets/Resume25-26.docx
@@ -180,63 +180,6 @@
                           </w:p>
                           <w:p>
                             <w:pPr>
-                              <w:spacing w:after="0" w:line="240" w:lineRule="auto"/>
-                              <w:jc w:val="right"/>
-                              <w:rPr>
-                                <w:rFonts w:ascii="Times New Roman" w:hAnsi="Times New Roman" w:cs="Times New Roman"/>
-                                <w:sz w:val="20"/>
-                                <w:szCs w:val="20"/>
-                                <w:u w:val="single"/>
-                              </w:rPr>
-                            </w:pPr>
-                            <w:r>
-                              <w:rPr>
-                                <w:rFonts w:ascii="Times New Roman" w:hAnsi="Times New Roman" w:cs="Times New Roman"/>
-                                <w:sz w:val="20"/>
-                                <w:szCs w:val="20"/>
-                                <w:u w:val="single"/>
-                              </w:rPr>
-                              <w:t xml:space="preserve">Website: </w:t>
-                            </w:r>
-                            <w:r>
-                              <w:rPr>
-                                <w:rFonts w:ascii="Times New Roman" w:hAnsi="Times New Roman" w:cs="Times New Roman"/>
-                                <w:sz w:val="20"/>
-                                <w:szCs w:val="20"/>
-                                <w:u w:val="single"/>
-                              </w:rPr>
-                              <w:t>t</w:t>
-                            </w:r>
-                            <w:r>
-                              <w:rPr>
-                                <w:rFonts w:ascii="Times New Roman" w:hAnsi="Times New Roman" w:cs="Times New Roman"/>
-                                <w:sz w:val="20"/>
-                                <w:szCs w:val="20"/>
-                                <w:u w:val="single"/>
-                              </w:rPr>
-                              <w:t>j</w:t>
-                            </w:r>
-                            <w:r>
-                              <w:rPr>
-                                <w:rFonts w:ascii="Times New Roman" w:hAnsi="Times New Roman" w:cs="Times New Roman"/>
-                                <w:sz w:val="20"/>
-                                <w:szCs w:val="20"/>
-                                <w:u w:val="single"/>
-                              </w:rPr>
-                              <w:t>layton.</w:t>
-                            </w:r>
-                            <w:r>
-                              <w:rPr>
-                                <w:rFonts w:ascii="Times New Roman" w:hAnsi="Times New Roman" w:cs="Times New Roman"/>
-                                <w:sz w:val="20"/>
-                                <w:szCs w:val="20"/>
-                                <w:u w:val="single"/>
-                              </w:rPr>
-                              <w:t>com</w:t>
-                            </w:r>
-                          </w:p>
-                          <w:p>
-                            <w:pPr>
                               <w:spacing w:line="240" w:lineRule="auto"/>
                               <w:jc w:val="right"/>
                               <w:rPr>
@@ -245,6 +188,18 @@
                                 <w:szCs w:val="20"/>
                               </w:rPr>
                             </w:pPr>
+                            <w:hyperlink r:id="rId6" w:history="1">
+                              <w:r>
+                                <w:rPr>
+                                  <w:rStyle w:val="Hyperlink"/>
+                                  <w:rFonts w:ascii="Times New Roman" w:hAnsi="Times New Roman" w:cs="Times New Roman"/>
+                                  <w:color w:val="auto"/>
+                                  <w:sz w:val="20"/>
+                                  <w:szCs w:val="20"/>
+                                </w:rPr>
+                                <w:t>Website: tjlayton.com</w:t>
+                              </w:r>
+                            </w:hyperlink>
                           </w:p>
                           <w:p>
                             <w:pPr>
@@ -368,7 +323,7 @@
                         </w:rPr>
                         <w:t xml:space="preserve">           </w:t>
                       </w:r>
-                      <w:hyperlink r:id="rId6" w:history="1">
+                      <w:hyperlink r:id="rId7" w:history="1">
                         <w:proofErr w:type="spellStart"/>
                         <w:r>
                           <w:rPr>
@@ -395,63 +350,6 @@
                     </w:p>
                     <w:p>
                       <w:pPr>
-                        <w:spacing w:after="0" w:line="240" w:lineRule="auto"/>
-                        <w:jc w:val="right"/>
-                        <w:rPr>
-                          <w:rFonts w:ascii="Times New Roman" w:hAnsi="Times New Roman" w:cs="Times New Roman"/>
-                          <w:sz w:val="20"/>
-                          <w:szCs w:val="20"/>
-                          <w:u w:val="single"/>
-                        </w:rPr>
-                      </w:pPr>
-                      <w:r>
-                        <w:rPr>
-                          <w:rFonts w:ascii="Times New Roman" w:hAnsi="Times New Roman" w:cs="Times New Roman"/>
-                          <w:sz w:val="20"/>
-                          <w:szCs w:val="20"/>
-                          <w:u w:val="single"/>
-                        </w:rPr>
-                        <w:t xml:space="preserve">Website: </w:t>
-                      </w:r>
-                      <w:r>
-                        <w:rPr>
-                          <w:rFonts w:ascii="Times New Roman" w:hAnsi="Times New Roman" w:cs="Times New Roman"/>
-                          <w:sz w:val="20"/>
-                          <w:szCs w:val="20"/>
-                          <w:u w:val="single"/>
-                        </w:rPr>
-                        <w:t>t</w:t>
-                      </w:r>
-                      <w:r>
-                        <w:rPr>
-                          <w:rFonts w:ascii="Times New Roman" w:hAnsi="Times New Roman" w:cs="Times New Roman"/>
-                          <w:sz w:val="20"/>
-                          <w:szCs w:val="20"/>
-                          <w:u w:val="single"/>
-                        </w:rPr>
-                        <w:t>j</w:t>
-                      </w:r>
-                      <w:r>
-                        <w:rPr>
-                          <w:rFonts w:ascii="Times New Roman" w:hAnsi="Times New Roman" w:cs="Times New Roman"/>
-                          <w:sz w:val="20"/>
-                          <w:szCs w:val="20"/>
-                          <w:u w:val="single"/>
-                        </w:rPr>
-                        <w:t>layton.</w:t>
-                      </w:r>
-                      <w:r>
-                        <w:rPr>
-                          <w:rFonts w:ascii="Times New Roman" w:hAnsi="Times New Roman" w:cs="Times New Roman"/>
-                          <w:sz w:val="20"/>
-                          <w:szCs w:val="20"/>
-                          <w:u w:val="single"/>
-                        </w:rPr>
-                        <w:t>com</w:t>
-                      </w:r>
-                    </w:p>
-                    <w:p>
-                      <w:pPr>
                         <w:spacing w:line="240" w:lineRule="auto"/>
                         <w:jc w:val="right"/>
                         <w:rPr>
@@ -460,6 +358,18 @@
                           <w:szCs w:val="20"/>
                         </w:rPr>
                       </w:pPr>
+                      <w:hyperlink r:id="rId8" w:history="1">
+                        <w:r>
+                          <w:rPr>
+                            <w:rStyle w:val="Hyperlink"/>
+                            <w:rFonts w:ascii="Times New Roman" w:hAnsi="Times New Roman" w:cs="Times New Roman"/>
+                            <w:color w:val="auto"/>
+                            <w:sz w:val="20"/>
+                            <w:szCs w:val="20"/>
+                          </w:rPr>
+                          <w:t>Website: tjlayton.com</w:t>
+                        </w:r>
+                      </w:hyperlink>
                     </w:p>
                     <w:p>
                       <w:pPr>
@@ -1351,21 +1261,7 @@
           <w:rFonts w:ascii="Times New Roman" w:eastAsia="Times New Roman" w:hAnsi="Times New Roman" w:cs="Times New Roman"/>
           <w:color w:val="000000"/>
         </w:rPr>
-        <w:t xml:space="preserve">Worked with a team of </w:t>
-      </w:r>
-      <w:r>
-        <w:rPr>
-          <w:rFonts w:ascii="Times New Roman" w:eastAsia="Times New Roman" w:hAnsi="Times New Roman" w:cs="Times New Roman"/>
-          <w:color w:val="000000"/>
-        </w:rPr>
-        <w:t>five</w:t>
-      </w:r>
-      <w:r>
-        <w:rPr>
-          <w:rFonts w:ascii="Times New Roman" w:eastAsia="Times New Roman" w:hAnsi="Times New Roman" w:cs="Times New Roman"/>
-          <w:color w:val="000000"/>
-        </w:rPr>
-        <w:t xml:space="preserve"> other students </w:t>
+        <w:t xml:space="preserve">Worked with a team of 5 other students </w:t>
       </w:r>
       <w:r>
         <w:rPr>
@@ -1598,7 +1494,7 @@
           <w:sz w:val="24"/>
           <w:szCs w:val="24"/>
         </w:rPr>
-        <w:t>3</w:t>
+        <w:t>4</w:t>
       </w:r>
       <w:r>
         <w:rPr>
@@ -1901,43 +1797,7 @@
           <w:sz w:val="24"/>
           <w:szCs w:val="24"/>
         </w:rPr>
-        <w:t>Fall 202</w:t>
-      </w:r>
-      <w:r>
-        <w:rPr>
-          <w:rFonts w:ascii="Times New Roman" w:eastAsia="Times New Roman" w:hAnsi="Times New Roman" w:cs="Times New Roman"/>
-          <w:b/>
-          <w:bCs/>
-          <w:color w:val="000000"/>
-          <w:kern w:val="36"/>
-          <w:sz w:val="24"/>
-          <w:szCs w:val="24"/>
-        </w:rPr>
-        <w:t>2</w:t>
-      </w:r>
-      <w:r>
-        <w:rPr>
-          <w:rFonts w:ascii="Times New Roman" w:eastAsia="Times New Roman" w:hAnsi="Times New Roman" w:cs="Times New Roman"/>
-          <w:b/>
-          <w:bCs/>
-          <w:color w:val="000000"/>
-          <w:kern w:val="36"/>
-          <w:sz w:val="24"/>
-          <w:szCs w:val="24"/>
-        </w:rPr>
-        <w:t xml:space="preserve"> &amp; Fall 202</w:t>
-      </w:r>
-      <w:r>
-        <w:rPr>
-          <w:rFonts w:ascii="Times New Roman" w:eastAsia="Times New Roman" w:hAnsi="Times New Roman" w:cs="Times New Roman"/>
-          <w:b/>
-          <w:bCs/>
-          <w:color w:val="000000"/>
-          <w:kern w:val="36"/>
-          <w:sz w:val="24"/>
-          <w:szCs w:val="24"/>
-        </w:rPr>
-        <w:t>3</w:t>
+        <w:t>Fall 2023 &amp; Fall 2022</w:t>
       </w:r>
     </w:p>
     <w:p>
@@ -2359,7 +2219,7 @@
           <w:rFonts w:ascii="Times New Roman" w:eastAsia="Times New Roman" w:hAnsi="Times New Roman" w:cs="Times New Roman"/>
           <w:color w:val="000000"/>
         </w:rPr>
-        <w:t>HTML/CSS</w:t>
+        <w:t>HTML/CSS,</w:t>
       </w:r>
     </w:p>
     <w:sectPr>
@@ -5801,6 +5661,18 @@
       <w:contextualSpacing/>
     </w:pPr>
   </w:style>
+  <w:style w:type="character" w:styleId="FollowedHyperlink">
+    <w:name w:val="FollowedHyperlink"/>
+    <w:basedOn w:val="DefaultParagraphFont"/>
+    <w:uiPriority w:val="99"/>
+    <w:semiHidden/>
+    <w:unhideWhenUsed/>
+    <w:rsid w:val="00847BE6"/>
+    <w:rPr>
+      <w:color w:val="954F72" w:themeColor="followedHyperlink"/>
+      <w:u w:val="single"/>
+    </w:rPr>
+  </w:style>
 </w:styles>
 </file>
 

--- a/src/assets/Resume25-26.docx
+++ b/src/assets/Resume25-26.docx
@@ -76,29 +76,19 @@
                                 <w:szCs w:val="20"/>
                               </w:rPr>
                             </w:pPr>
-                            <w:r>
-                              <w:fldChar w:fldCharType="begin"/>
-                            </w:r>
-                            <w:r>
-                              <w:instrText>HYPERLINK "mailto:tjlayton2@gmail.com"</w:instrText>
-                            </w:r>
-                            <w:r>
-                              <w:fldChar w:fldCharType="separate"/>
-                            </w:r>
-                            <w:r>
-                              <w:rPr>
-                                <w:rStyle w:val="Hyperlink"/>
-                                <w:rFonts w:ascii="Times New Roman" w:hAnsi="Times New Roman" w:cs="Times New Roman"/>
-                                <w:color w:val="000000" w:themeColor="text1"/>
-                                <w:sz w:val="20"/>
-                                <w:szCs w:val="20"/>
-                                <w:u w:val="none"/>
-                              </w:rPr>
-                              <w:t>tjlayton2@gmail.com</w:t>
-                            </w:r>
-                            <w:r>
-                              <w:fldChar w:fldCharType="end"/>
-                            </w:r>
+                            <w:hyperlink r:id="rId5" w:history="1">
+                              <w:r>
+                                <w:rPr>
+                                  <w:rStyle w:val="Hyperlink"/>
+                                  <w:rFonts w:ascii="Times New Roman" w:hAnsi="Times New Roman" w:cs="Times New Roman"/>
+                                  <w:color w:val="000000" w:themeColor="text1"/>
+                                  <w:sz w:val="20"/>
+                                  <w:szCs w:val="20"/>
+                                  <w:u w:val="none"/>
+                                </w:rPr>
+                                <w:t>tjlayton2@gmail.com</w:t>
+                              </w:r>
+                            </w:hyperlink>
                             <w:r>
                               <w:rPr>
                                 <w:rFonts w:ascii="Times New Roman" w:hAnsi="Times New Roman" w:cs="Times New Roman"/>
@@ -153,8 +143,7 @@
                               </w:rPr>
                               <w:t xml:space="preserve">           </w:t>
                             </w:r>
-                            <w:hyperlink r:id="rId5" w:history="1">
-                              <w:proofErr w:type="spellStart"/>
+                            <w:hyperlink r:id="rId6" w:history="1">
                               <w:r>
                                 <w:rPr>
                                   <w:rStyle w:val="Hyperlink"/>
@@ -163,18 +152,7 @@
                                   <w:sz w:val="20"/>
                                   <w:szCs w:val="20"/>
                                 </w:rPr>
-                                <w:t>Linkedin</w:t>
-                              </w:r>
-                              <w:proofErr w:type="spellEnd"/>
-                              <w:r>
-                                <w:rPr>
-                                  <w:rStyle w:val="Hyperlink"/>
-                                  <w:rFonts w:ascii="Times New Roman" w:hAnsi="Times New Roman" w:cs="Times New Roman"/>
-                                  <w:color w:val="000000"/>
-                                  <w:sz w:val="20"/>
-                                  <w:szCs w:val="20"/>
-                                </w:rPr>
-                                <w:t>: tyler-layton977a38249</w:t>
+                                <w:t>Linkedin: tyler-layton977a38249</w:t>
                               </w:r>
                             </w:hyperlink>
                           </w:p>
@@ -188,7 +166,7 @@
                                 <w:szCs w:val="20"/>
                               </w:rPr>
                             </w:pPr>
-                            <w:hyperlink r:id="rId6" w:history="1">
+                            <w:hyperlink r:id="rId7" w:history="1">
                               <w:r>
                                 <w:rPr>
                                   <w:rStyle w:val="Hyperlink"/>
@@ -246,29 +224,19 @@
                           <w:szCs w:val="20"/>
                         </w:rPr>
                       </w:pPr>
-                      <w:r>
-                        <w:fldChar w:fldCharType="begin"/>
-                      </w:r>
-                      <w:r>
-                        <w:instrText>HYPERLINK "mailto:tjlayton2@gmail.com"</w:instrText>
-                      </w:r>
-                      <w:r>
-                        <w:fldChar w:fldCharType="separate"/>
-                      </w:r>
-                      <w:r>
-                        <w:rPr>
-                          <w:rStyle w:val="Hyperlink"/>
-                          <w:rFonts w:ascii="Times New Roman" w:hAnsi="Times New Roman" w:cs="Times New Roman"/>
-                          <w:color w:val="000000" w:themeColor="text1"/>
-                          <w:sz w:val="20"/>
-                          <w:szCs w:val="20"/>
-                          <w:u w:val="none"/>
-                        </w:rPr>
-                        <w:t>tjlayton2@gmail.com</w:t>
-                      </w:r>
-                      <w:r>
-                        <w:fldChar w:fldCharType="end"/>
-                      </w:r>
+                      <w:hyperlink r:id="rId8" w:history="1">
+                        <w:r>
+                          <w:rPr>
+                            <w:rStyle w:val="Hyperlink"/>
+                            <w:rFonts w:ascii="Times New Roman" w:hAnsi="Times New Roman" w:cs="Times New Roman"/>
+                            <w:color w:val="000000" w:themeColor="text1"/>
+                            <w:sz w:val="20"/>
+                            <w:szCs w:val="20"/>
+                            <w:u w:val="none"/>
+                          </w:rPr>
+                          <w:t>tjlayton2@gmail.com</w:t>
+                        </w:r>
+                      </w:hyperlink>
                       <w:r>
                         <w:rPr>
                           <w:rFonts w:ascii="Times New Roman" w:hAnsi="Times New Roman" w:cs="Times New Roman"/>
@@ -323,8 +291,7 @@
                         </w:rPr>
                         <w:t xml:space="preserve">           </w:t>
                       </w:r>
-                      <w:hyperlink r:id="rId7" w:history="1">
-                        <w:proofErr w:type="spellStart"/>
+                      <w:hyperlink r:id="rId9" w:history="1">
                         <w:r>
                           <w:rPr>
                             <w:rStyle w:val="Hyperlink"/>
@@ -333,18 +300,7 @@
                             <w:sz w:val="20"/>
                             <w:szCs w:val="20"/>
                           </w:rPr>
-                          <w:t>Linkedin</w:t>
-                        </w:r>
-                        <w:proofErr w:type="spellEnd"/>
-                        <w:r>
-                          <w:rPr>
-                            <w:rStyle w:val="Hyperlink"/>
-                            <w:rFonts w:ascii="Times New Roman" w:hAnsi="Times New Roman" w:cs="Times New Roman"/>
-                            <w:color w:val="000000"/>
-                            <w:sz w:val="20"/>
-                            <w:szCs w:val="20"/>
-                          </w:rPr>
-                          <w:t>: tyler-layton977a38249</w:t>
+                          <w:t>Linkedin: tyler-layton977a38249</w:t>
                         </w:r>
                       </w:hyperlink>
                     </w:p>
@@ -358,7 +314,7 @@
                           <w:szCs w:val="20"/>
                         </w:rPr>
                       </w:pPr>
-                      <w:hyperlink r:id="rId8" w:history="1">
+                      <w:hyperlink r:id="rId10" w:history="1">
                         <w:r>
                           <w:rPr>
                             <w:rStyle w:val="Hyperlink"/>
@@ -1494,7 +1450,7 @@
           <w:sz w:val="24"/>
           <w:szCs w:val="24"/>
         </w:rPr>
-        <w:t>4</w:t>
+        <w:t>3</w:t>
       </w:r>
       <w:r>
         <w:rPr>
@@ -1646,25 +1602,7 @@
           <w:color w:val="000000"/>
           <w:kern w:val="36"/>
         </w:rPr>
-        <w:t xml:space="preserve"> in Python with </w:t>
-      </w:r>
-      <w:proofErr w:type="spellStart"/>
-      <w:r>
-        <w:rPr>
-          <w:rFonts w:ascii="Times New Roman" w:eastAsia="Times New Roman" w:hAnsi="Times New Roman" w:cs="Times New Roman"/>
-          <w:color w:val="000000"/>
-          <w:kern w:val="36"/>
-        </w:rPr>
-        <w:t>Tkinter</w:t>
-      </w:r>
-      <w:proofErr w:type="spellEnd"/>
-      <w:r>
-        <w:rPr>
-          <w:rFonts w:ascii="Times New Roman" w:eastAsia="Times New Roman" w:hAnsi="Times New Roman" w:cs="Times New Roman"/>
-          <w:color w:val="000000"/>
-          <w:kern w:val="36"/>
-        </w:rPr>
-        <w:t xml:space="preserve"> for creating and managing Jenkins files, reducing file authoring time by 80%.</w:t>
+        <w:t xml:space="preserve"> in Python with Tkinter for creating and managing Jenkins files, reducing file authoring time by 80%.</w:t>
       </w:r>
     </w:p>
     <w:p>
@@ -1797,7 +1735,43 @@
           <w:sz w:val="24"/>
           <w:szCs w:val="24"/>
         </w:rPr>
-        <w:t>Fall 2023 &amp; Fall 2022</w:t>
+        <w:t>Fall 202</w:t>
+      </w:r>
+      <w:r>
+        <w:rPr>
+          <w:rFonts w:ascii="Times New Roman" w:eastAsia="Times New Roman" w:hAnsi="Times New Roman" w:cs="Times New Roman"/>
+          <w:b/>
+          <w:bCs/>
+          <w:color w:val="000000"/>
+          <w:kern w:val="36"/>
+          <w:sz w:val="24"/>
+          <w:szCs w:val="24"/>
+        </w:rPr>
+        <w:t>2</w:t>
+      </w:r>
+      <w:r>
+        <w:rPr>
+          <w:rFonts w:ascii="Times New Roman" w:eastAsia="Times New Roman" w:hAnsi="Times New Roman" w:cs="Times New Roman"/>
+          <w:b/>
+          <w:bCs/>
+          <w:color w:val="000000"/>
+          <w:kern w:val="36"/>
+          <w:sz w:val="24"/>
+          <w:szCs w:val="24"/>
+        </w:rPr>
+        <w:t xml:space="preserve"> &amp; Fall 202</w:t>
+      </w:r>
+      <w:r>
+        <w:rPr>
+          <w:rFonts w:ascii="Times New Roman" w:eastAsia="Times New Roman" w:hAnsi="Times New Roman" w:cs="Times New Roman"/>
+          <w:b/>
+          <w:bCs/>
+          <w:color w:val="000000"/>
+          <w:kern w:val="36"/>
+          <w:sz w:val="24"/>
+          <w:szCs w:val="24"/>
+        </w:rPr>
+        <w:t>3</w:t>
       </w:r>
     </w:p>
     <w:p>
@@ -1817,27 +1791,7 @@
           <w:iCs/>
           <w:color w:val="000000"/>
         </w:rPr>
-        <w:t>Rensselaer Center for Open Source (</w:t>
-      </w:r>
-      <w:proofErr w:type="gramStart"/>
-      <w:r>
-        <w:rPr>
-          <w:rFonts w:ascii="Times New Roman" w:eastAsia="Times New Roman" w:hAnsi="Times New Roman" w:cs="Times New Roman"/>
-          <w:i/>
-          <w:iCs/>
-          <w:color w:val="000000"/>
-        </w:rPr>
-        <w:t xml:space="preserve">RCOS)   </w:t>
-      </w:r>
-      <w:proofErr w:type="gramEnd"/>
-      <w:r>
-        <w:rPr>
-          <w:rFonts w:ascii="Times New Roman" w:eastAsia="Times New Roman" w:hAnsi="Times New Roman" w:cs="Times New Roman"/>
-          <w:i/>
-          <w:iCs/>
-          <w:color w:val="000000"/>
-        </w:rPr>
-        <w:t xml:space="preserve">                                                             </w:t>
+        <w:t xml:space="preserve">Rensselaer Center for Open Source (RCOS)                                                                </w:t>
       </w:r>
       <w:r>
         <w:rPr>
@@ -1876,23 +1830,7 @@
           <w:rFonts w:ascii="Times New Roman" w:eastAsia="Times New Roman" w:hAnsi="Times New Roman" w:cs="Times New Roman"/>
           <w:color w:val="000000"/>
         </w:rPr>
-        <w:t xml:space="preserve">Led and contributed to open-source projects supporting student learning, including an educational analog circuit simulator and a Python-based platformer game using </w:t>
-      </w:r>
-      <w:proofErr w:type="spellStart"/>
-      <w:r>
-        <w:rPr>
-          <w:rFonts w:ascii="Times New Roman" w:eastAsia="Times New Roman" w:hAnsi="Times New Roman" w:cs="Times New Roman"/>
-          <w:color w:val="000000"/>
-        </w:rPr>
-        <w:t>Pygame</w:t>
-      </w:r>
-      <w:proofErr w:type="spellEnd"/>
-      <w:r>
-        <w:rPr>
-          <w:rFonts w:ascii="Times New Roman" w:eastAsia="Times New Roman" w:hAnsi="Times New Roman" w:cs="Times New Roman"/>
-          <w:color w:val="000000"/>
-        </w:rPr>
-        <w:t>.</w:t>
+        <w:t>Led and contributed to open-source projects supporting student learning, including an educational analog circuit simulator and a Python-based platformer game using Pygame.</w:t>
       </w:r>
     </w:p>
     <w:p>
@@ -2152,39 +2090,7 @@
           <w:rFonts w:ascii="Times New Roman" w:eastAsia="Times New Roman" w:hAnsi="Times New Roman" w:cs="Times New Roman"/>
           <w:color w:val="000000"/>
         </w:rPr>
-        <w:t xml:space="preserve">Microsoft Excel, PowerPoint, VS Code, GitHub, </w:t>
-      </w:r>
-      <w:proofErr w:type="spellStart"/>
-      <w:r>
-        <w:rPr>
-          <w:rFonts w:ascii="Times New Roman" w:eastAsia="Times New Roman" w:hAnsi="Times New Roman" w:cs="Times New Roman"/>
-          <w:color w:val="000000"/>
-        </w:rPr>
-        <w:t>Matlabs</w:t>
-      </w:r>
-      <w:proofErr w:type="spellEnd"/>
-      <w:r>
-        <w:rPr>
-          <w:rFonts w:ascii="Times New Roman" w:eastAsia="Times New Roman" w:hAnsi="Times New Roman" w:cs="Times New Roman"/>
-          <w:color w:val="000000"/>
-        </w:rPr>
-        <w:t xml:space="preserve">, NX, </w:t>
-      </w:r>
-      <w:proofErr w:type="spellStart"/>
-      <w:r>
-        <w:rPr>
-          <w:rFonts w:ascii="Times New Roman" w:eastAsia="Times New Roman" w:hAnsi="Times New Roman" w:cs="Times New Roman"/>
-          <w:color w:val="000000"/>
-        </w:rPr>
-        <w:t>LTspice</w:t>
-      </w:r>
-      <w:proofErr w:type="spellEnd"/>
-      <w:r>
-        <w:rPr>
-          <w:rFonts w:ascii="Times New Roman" w:eastAsia="Times New Roman" w:hAnsi="Times New Roman" w:cs="Times New Roman"/>
-          <w:color w:val="000000"/>
-        </w:rPr>
-        <w:t>, Eclipse, Windows Form Applications, Unity, Photoshop, Jenkins</w:t>
+        <w:t>Microsoft Excel, PowerPoint, VS Code, GitHub, Matlabs, NX, LTspice, Eclipse, Windows Form Applications, Unity, Photoshop, Jenkins</w:t>
       </w:r>
       <w:r>
         <w:rPr>

--- a/src/assets/Resume25-26.docx
+++ b/src/assets/Resume25-26.docx
@@ -76,19 +76,29 @@
                                 <w:szCs w:val="20"/>
                               </w:rPr>
                             </w:pPr>
-                            <w:hyperlink r:id="rId5" w:history="1">
-                              <w:r>
-                                <w:rPr>
-                                  <w:rStyle w:val="Hyperlink"/>
-                                  <w:rFonts w:ascii="Times New Roman" w:hAnsi="Times New Roman" w:cs="Times New Roman"/>
-                                  <w:color w:val="000000" w:themeColor="text1"/>
-                                  <w:sz w:val="20"/>
-                                  <w:szCs w:val="20"/>
-                                  <w:u w:val="none"/>
-                                </w:rPr>
-                                <w:t>tjlayton2@gmail.com</w:t>
-                              </w:r>
-                            </w:hyperlink>
+                            <w:r>
+                              <w:fldChar w:fldCharType="begin"/>
+                            </w:r>
+                            <w:r>
+                              <w:instrText>HYPERLINK "mailto:tjlayton2@gmail.com"</w:instrText>
+                            </w:r>
+                            <w:r>
+                              <w:fldChar w:fldCharType="separate"/>
+                            </w:r>
+                            <w:r>
+                              <w:rPr>
+                                <w:rStyle w:val="Hyperlink"/>
+                                <w:rFonts w:ascii="Times New Roman" w:hAnsi="Times New Roman" w:cs="Times New Roman"/>
+                                <w:color w:val="000000" w:themeColor="text1"/>
+                                <w:sz w:val="20"/>
+                                <w:szCs w:val="20"/>
+                                <w:u w:val="none"/>
+                              </w:rPr>
+                              <w:t>tjlayton2@gmail.com</w:t>
+                            </w:r>
+                            <w:r>
+                              <w:fldChar w:fldCharType="end"/>
+                            </w:r>
                             <w:r>
                               <w:rPr>
                                 <w:rFonts w:ascii="Times New Roman" w:hAnsi="Times New Roman" w:cs="Times New Roman"/>
@@ -143,7 +153,8 @@
                               </w:rPr>
                               <w:t xml:space="preserve">           </w:t>
                             </w:r>
-                            <w:hyperlink r:id="rId6" w:history="1">
+                            <w:hyperlink r:id="rId5" w:history="1">
+                              <w:proofErr w:type="spellStart"/>
                               <w:r>
                                 <w:rPr>
                                   <w:rStyle w:val="Hyperlink"/>
@@ -152,7 +163,18 @@
                                   <w:sz w:val="20"/>
                                   <w:szCs w:val="20"/>
                                 </w:rPr>
-                                <w:t>Linkedin: tyler-layton977a38249</w:t>
+                                <w:t>Linkedin</w:t>
+                              </w:r>
+                              <w:proofErr w:type="spellEnd"/>
+                              <w:r>
+                                <w:rPr>
+                                  <w:rStyle w:val="Hyperlink"/>
+                                  <w:rFonts w:ascii="Times New Roman" w:hAnsi="Times New Roman" w:cs="Times New Roman"/>
+                                  <w:color w:val="000000"/>
+                                  <w:sz w:val="20"/>
+                                  <w:szCs w:val="20"/>
+                                </w:rPr>
+                                <w:t>: tyler-layton977a38249</w:t>
                               </w:r>
                             </w:hyperlink>
                           </w:p>
@@ -166,7 +188,7 @@
                                 <w:szCs w:val="20"/>
                               </w:rPr>
                             </w:pPr>
-                            <w:hyperlink r:id="rId7" w:history="1">
+                            <w:hyperlink r:id="rId6" w:history="1">
                               <w:r>
                                 <w:rPr>
                                   <w:rStyle w:val="Hyperlink"/>
@@ -224,19 +246,29 @@
                           <w:szCs w:val="20"/>
                         </w:rPr>
                       </w:pPr>
-                      <w:hyperlink r:id="rId8" w:history="1">
-                        <w:r>
-                          <w:rPr>
-                            <w:rStyle w:val="Hyperlink"/>
-                            <w:rFonts w:ascii="Times New Roman" w:hAnsi="Times New Roman" w:cs="Times New Roman"/>
-                            <w:color w:val="000000" w:themeColor="text1"/>
-                            <w:sz w:val="20"/>
-                            <w:szCs w:val="20"/>
-                            <w:u w:val="none"/>
-                          </w:rPr>
-                          <w:t>tjlayton2@gmail.com</w:t>
-                        </w:r>
-                      </w:hyperlink>
+                      <w:r>
+                        <w:fldChar w:fldCharType="begin"/>
+                      </w:r>
+                      <w:r>
+                        <w:instrText>HYPERLINK "mailto:tjlayton2@gmail.com"</w:instrText>
+                      </w:r>
+                      <w:r>
+                        <w:fldChar w:fldCharType="separate"/>
+                      </w:r>
+                      <w:r>
+                        <w:rPr>
+                          <w:rStyle w:val="Hyperlink"/>
+                          <w:rFonts w:ascii="Times New Roman" w:hAnsi="Times New Roman" w:cs="Times New Roman"/>
+                          <w:color w:val="000000" w:themeColor="text1"/>
+                          <w:sz w:val="20"/>
+                          <w:szCs w:val="20"/>
+                          <w:u w:val="none"/>
+                        </w:rPr>
+                        <w:t>tjlayton2@gmail.com</w:t>
+                      </w:r>
+                      <w:r>
+                        <w:fldChar w:fldCharType="end"/>
+                      </w:r>
                       <w:r>
                         <w:rPr>
                           <w:rFonts w:ascii="Times New Roman" w:hAnsi="Times New Roman" w:cs="Times New Roman"/>
@@ -291,7 +323,8 @@
                         </w:rPr>
                         <w:t xml:space="preserve">           </w:t>
                       </w:r>
-                      <w:hyperlink r:id="rId9" w:history="1">
+                      <w:hyperlink r:id="rId7" w:history="1">
+                        <w:proofErr w:type="spellStart"/>
                         <w:r>
                           <w:rPr>
                             <w:rStyle w:val="Hyperlink"/>
@@ -300,7 +333,18 @@
                             <w:sz w:val="20"/>
                             <w:szCs w:val="20"/>
                           </w:rPr>
-                          <w:t>Linkedin: tyler-layton977a38249</w:t>
+                          <w:t>Linkedin</w:t>
+                        </w:r>
+                        <w:proofErr w:type="spellEnd"/>
+                        <w:r>
+                          <w:rPr>
+                            <w:rStyle w:val="Hyperlink"/>
+                            <w:rFonts w:ascii="Times New Roman" w:hAnsi="Times New Roman" w:cs="Times New Roman"/>
+                            <w:color w:val="000000"/>
+                            <w:sz w:val="20"/>
+                            <w:szCs w:val="20"/>
+                          </w:rPr>
+                          <w:t>: tyler-layton977a38249</w:t>
                         </w:r>
                       </w:hyperlink>
                     </w:p>
@@ -314,7 +358,7 @@
                           <w:szCs w:val="20"/>
                         </w:rPr>
                       </w:pPr>
-                      <w:hyperlink r:id="rId10" w:history="1">
+                      <w:hyperlink r:id="rId8" w:history="1">
                         <w:r>
                           <w:rPr>
                             <w:rStyle w:val="Hyperlink"/>
@@ -1602,7 +1646,25 @@
           <w:color w:val="000000"/>
           <w:kern w:val="36"/>
         </w:rPr>
-        <w:t xml:space="preserve"> in Python with Tkinter for creating and managing Jenkins files, reducing file authoring time by 80%.</w:t>
+        <w:t xml:space="preserve"> in Python with </w:t>
+      </w:r>
+      <w:proofErr w:type="spellStart"/>
+      <w:r>
+        <w:rPr>
+          <w:rFonts w:ascii="Times New Roman" w:eastAsia="Times New Roman" w:hAnsi="Times New Roman" w:cs="Times New Roman"/>
+          <w:color w:val="000000"/>
+          <w:kern w:val="36"/>
+        </w:rPr>
+        <w:t>Tkinter</w:t>
+      </w:r>
+      <w:proofErr w:type="spellEnd"/>
+      <w:r>
+        <w:rPr>
+          <w:rFonts w:ascii="Times New Roman" w:eastAsia="Times New Roman" w:hAnsi="Times New Roman" w:cs="Times New Roman"/>
+          <w:color w:val="000000"/>
+          <w:kern w:val="36"/>
+        </w:rPr>
+        <w:t xml:space="preserve"> for creating and managing Jenkins files, reducing file authoring time by 80%.</w:t>
       </w:r>
     </w:p>
     <w:p>
@@ -1791,7 +1853,27 @@
           <w:iCs/>
           <w:color w:val="000000"/>
         </w:rPr>
-        <w:t xml:space="preserve">Rensselaer Center for Open Source (RCOS)                                                                </w:t>
+        <w:t>Rensselaer Center for Open Source (</w:t>
+      </w:r>
+      <w:proofErr w:type="gramStart"/>
+      <w:r>
+        <w:rPr>
+          <w:rFonts w:ascii="Times New Roman" w:eastAsia="Times New Roman" w:hAnsi="Times New Roman" w:cs="Times New Roman"/>
+          <w:i/>
+          <w:iCs/>
+          <w:color w:val="000000"/>
+        </w:rPr>
+        <w:t xml:space="preserve">RCOS)   </w:t>
+      </w:r>
+      <w:proofErr w:type="gramEnd"/>
+      <w:r>
+        <w:rPr>
+          <w:rFonts w:ascii="Times New Roman" w:eastAsia="Times New Roman" w:hAnsi="Times New Roman" w:cs="Times New Roman"/>
+          <w:i/>
+          <w:iCs/>
+          <w:color w:val="000000"/>
+        </w:rPr>
+        <w:t xml:space="preserve">                                                             </w:t>
       </w:r>
       <w:r>
         <w:rPr>
@@ -1830,7 +1912,23 @@
           <w:rFonts w:ascii="Times New Roman" w:eastAsia="Times New Roman" w:hAnsi="Times New Roman" w:cs="Times New Roman"/>
           <w:color w:val="000000"/>
         </w:rPr>
-        <w:t>Led and contributed to open-source projects supporting student learning, including an educational analog circuit simulator and a Python-based platformer game using Pygame.</w:t>
+        <w:t xml:space="preserve">Led and contributed to open-source projects supporting student learning, including an educational analog circuit simulator and a Python-based platformer game using </w:t>
+      </w:r>
+      <w:proofErr w:type="spellStart"/>
+      <w:r>
+        <w:rPr>
+          <w:rFonts w:ascii="Times New Roman" w:eastAsia="Times New Roman" w:hAnsi="Times New Roman" w:cs="Times New Roman"/>
+          <w:color w:val="000000"/>
+        </w:rPr>
+        <w:t>Pygame</w:t>
+      </w:r>
+      <w:proofErr w:type="spellEnd"/>
+      <w:r>
+        <w:rPr>
+          <w:rFonts w:ascii="Times New Roman" w:eastAsia="Times New Roman" w:hAnsi="Times New Roman" w:cs="Times New Roman"/>
+          <w:color w:val="000000"/>
+        </w:rPr>
+        <w:t>.</w:t>
       </w:r>
     </w:p>
     <w:p>
@@ -1975,7 +2073,14 @@
           <w:rFonts w:ascii="Times New Roman" w:eastAsia="Times New Roman" w:hAnsi="Times New Roman" w:cs="Times New Roman"/>
           <w:color w:val="000000"/>
         </w:rPr>
-        <w:t xml:space="preserve"> Python, </w:t>
+        <w:t xml:space="preserve"> </w:t>
+      </w:r>
+      <w:r>
+        <w:rPr>
+          <w:rFonts w:ascii="Times New Roman" w:eastAsia="Times New Roman" w:hAnsi="Times New Roman" w:cs="Times New Roman"/>
+          <w:color w:val="000000"/>
+        </w:rPr>
+        <w:t xml:space="preserve">Python, </w:t>
       </w:r>
       <w:r>
         <w:rPr>
@@ -2022,26 +2127,26 @@
       <w:r>
         <w:rPr>
           <w:rFonts w:ascii="Times New Roman" w:eastAsia="Times New Roman" w:hAnsi="Times New Roman" w:cs="Times New Roman"/>
-          <w:sz w:val="24"/>
-          <w:szCs w:val="24"/>
         </w:rPr>
         <w:t>Studio</w:t>
       </w:r>
       <w:r>
         <w:rPr>
           <w:rFonts w:ascii="Times New Roman" w:eastAsia="Times New Roman" w:hAnsi="Times New Roman" w:cs="Times New Roman"/>
-          <w:sz w:val="24"/>
-          <w:szCs w:val="24"/>
         </w:rPr>
         <w:t>, Git</w:t>
       </w:r>
       <w:r>
         <w:rPr>
           <w:rFonts w:ascii="Times New Roman" w:eastAsia="Times New Roman" w:hAnsi="Times New Roman" w:cs="Times New Roman"/>
-          <w:sz w:val="24"/>
-          <w:szCs w:val="24"/>
         </w:rPr>
         <w:t>, MIPS, Haskel</w:t>
+      </w:r>
+      <w:r>
+        <w:rPr>
+          <w:rFonts w:ascii="Times New Roman" w:eastAsia="Times New Roman" w:hAnsi="Times New Roman" w:cs="Times New Roman"/>
+        </w:rPr>
+        <w:t>l</w:t>
       </w:r>
     </w:p>
     <w:p>
@@ -2090,7 +2195,37 @@
           <w:rFonts w:ascii="Times New Roman" w:eastAsia="Times New Roman" w:hAnsi="Times New Roman" w:cs="Times New Roman"/>
           <w:color w:val="000000"/>
         </w:rPr>
-        <w:t>Microsoft Excel, PowerPoint, VS Code, GitHub, Matlabs, NX, LTspice, Eclipse, Windows Form Applications, Unity, Photoshop, Jenkins</w:t>
+        <w:t xml:space="preserve">Microsoft Excel, PowerPoint, VS Code, GitHub, </w:t>
+      </w:r>
+      <w:r>
+        <w:rPr>
+          <w:rFonts w:ascii="Times New Roman" w:eastAsia="Times New Roman" w:hAnsi="Times New Roman" w:cs="Times New Roman"/>
+          <w:color w:val="000000"/>
+        </w:rPr>
+        <w:t>MATLAB</w:t>
+      </w:r>
+      <w:r>
+        <w:rPr>
+          <w:rFonts w:ascii="Times New Roman" w:eastAsia="Times New Roman" w:hAnsi="Times New Roman" w:cs="Times New Roman"/>
+          <w:color w:val="000000"/>
+        </w:rPr>
+        <w:t xml:space="preserve">, NX, </w:t>
+      </w:r>
+      <w:proofErr w:type="spellStart"/>
+      <w:r>
+        <w:rPr>
+          <w:rFonts w:ascii="Times New Roman" w:eastAsia="Times New Roman" w:hAnsi="Times New Roman" w:cs="Times New Roman"/>
+          <w:color w:val="000000"/>
+        </w:rPr>
+        <w:t>LTspice</w:t>
+      </w:r>
+      <w:proofErr w:type="spellEnd"/>
+      <w:r>
+        <w:rPr>
+          <w:rFonts w:ascii="Times New Roman" w:eastAsia="Times New Roman" w:hAnsi="Times New Roman" w:cs="Times New Roman"/>
+          <w:color w:val="000000"/>
+        </w:rPr>
+        <w:t>, Eclipse, Windows Form Applications, Unity, Photoshop, Jenkins</w:t>
       </w:r>
       <w:r>
         <w:rPr>
@@ -2125,7 +2260,7 @@
           <w:rFonts w:ascii="Times New Roman" w:eastAsia="Times New Roman" w:hAnsi="Times New Roman" w:cs="Times New Roman"/>
           <w:color w:val="000000"/>
         </w:rPr>
-        <w:t>HTML/CSS,</w:t>
+        <w:t>HTML/CSS</w:t>
       </w:r>
     </w:p>
     <w:sectPr>

--- a/src/assets/Resume25-26.docx
+++ b/src/assets/Resume25-26.docx
@@ -76,29 +76,19 @@
                                 <w:szCs w:val="20"/>
                               </w:rPr>
                             </w:pPr>
-                            <w:r>
-                              <w:fldChar w:fldCharType="begin"/>
-                            </w:r>
-                            <w:r>
-                              <w:instrText>HYPERLINK "mailto:tjlayton2@gmail.com"</w:instrText>
-                            </w:r>
-                            <w:r>
-                              <w:fldChar w:fldCharType="separate"/>
-                            </w:r>
-                            <w:r>
-                              <w:rPr>
-                                <w:rStyle w:val="Hyperlink"/>
-                                <w:rFonts w:ascii="Times New Roman" w:hAnsi="Times New Roman" w:cs="Times New Roman"/>
-                                <w:color w:val="000000" w:themeColor="text1"/>
-                                <w:sz w:val="20"/>
-                                <w:szCs w:val="20"/>
-                                <w:u w:val="none"/>
-                              </w:rPr>
-                              <w:t>tjlayton2@gmail.com</w:t>
-                            </w:r>
-                            <w:r>
-                              <w:fldChar w:fldCharType="end"/>
-                            </w:r>
+                            <w:hyperlink r:id="rId5" w:history="1">
+                              <w:r>
+                                <w:rPr>
+                                  <w:rStyle w:val="Hyperlink"/>
+                                  <w:rFonts w:ascii="Times New Roman" w:hAnsi="Times New Roman" w:cs="Times New Roman"/>
+                                  <w:color w:val="000000" w:themeColor="text1"/>
+                                  <w:sz w:val="20"/>
+                                  <w:szCs w:val="20"/>
+                                  <w:u w:val="none"/>
+                                </w:rPr>
+                                <w:t>tjlayton2@gmail.com</w:t>
+                              </w:r>
+                            </w:hyperlink>
                             <w:r>
                               <w:rPr>
                                 <w:rFonts w:ascii="Times New Roman" w:hAnsi="Times New Roman" w:cs="Times New Roman"/>
@@ -153,8 +143,7 @@
                               </w:rPr>
                               <w:t xml:space="preserve">           </w:t>
                             </w:r>
-                            <w:hyperlink r:id="rId5" w:history="1">
-                              <w:proofErr w:type="spellStart"/>
+                            <w:hyperlink r:id="rId6" w:history="1">
                               <w:r>
                                 <w:rPr>
                                   <w:rStyle w:val="Hyperlink"/>
@@ -163,18 +152,7 @@
                                   <w:sz w:val="20"/>
                                   <w:szCs w:val="20"/>
                                 </w:rPr>
-                                <w:t>Linkedin</w:t>
-                              </w:r>
-                              <w:proofErr w:type="spellEnd"/>
-                              <w:r>
-                                <w:rPr>
-                                  <w:rStyle w:val="Hyperlink"/>
-                                  <w:rFonts w:ascii="Times New Roman" w:hAnsi="Times New Roman" w:cs="Times New Roman"/>
-                                  <w:color w:val="000000"/>
-                                  <w:sz w:val="20"/>
-                                  <w:szCs w:val="20"/>
-                                </w:rPr>
-                                <w:t>: tyler-layton977a38249</w:t>
+                                <w:t>Linkedin: tyler-layton977a38249</w:t>
                               </w:r>
                             </w:hyperlink>
                           </w:p>
@@ -188,7 +166,7 @@
                                 <w:szCs w:val="20"/>
                               </w:rPr>
                             </w:pPr>
-                            <w:hyperlink r:id="rId6" w:history="1">
+                            <w:hyperlink r:id="rId7" w:history="1">
                               <w:r>
                                 <w:rPr>
                                   <w:rStyle w:val="Hyperlink"/>
@@ -323,7 +301,7 @@
                         </w:rPr>
                         <w:t xml:space="preserve">           </w:t>
                       </w:r>
-                      <w:hyperlink r:id="rId7" w:history="1">
+                      <w:hyperlink r:id="rId8" w:history="1">
                         <w:proofErr w:type="spellStart"/>
                         <w:r>
                           <w:rPr>
@@ -358,7 +336,7 @@
                           <w:szCs w:val="20"/>
                         </w:rPr>
                       </w:pPr>
-                      <w:hyperlink r:id="rId8" w:history="1">
+                      <w:hyperlink r:id="rId9" w:history="1">
                         <w:r>
                           <w:rPr>
                             <w:rStyle w:val="Hyperlink"/>
@@ -705,7 +683,18 @@
           <w:sz w:val="23"/>
           <w:szCs w:val="23"/>
         </w:rPr>
-        <w:t>2025</w:t>
+        <w:t>202</w:t>
+      </w:r>
+      <w:r>
+        <w:rPr>
+          <w:rFonts w:ascii="Times New Roman" w:eastAsia="Times New Roman" w:hAnsi="Times New Roman" w:cs="Times New Roman"/>
+          <w:b/>
+          <w:bCs/>
+          <w:color w:val="000000"/>
+          <w:sz w:val="23"/>
+          <w:szCs w:val="23"/>
+        </w:rPr>
+        <w:t>6</w:t>
       </w:r>
     </w:p>
     <w:p>
@@ -821,17 +810,13 @@
         <w:rPr>
           <w:rFonts w:ascii="Times New Roman" w:eastAsia="Times New Roman" w:hAnsi="Times New Roman" w:cs="Times New Roman"/>
           <w:color w:val="000000"/>
-          <w:sz w:val="20"/>
-          <w:szCs w:val="20"/>
-        </w:rPr>
-        <w:t>Computer Science 1, Data Structures, Foundations of Computer Science, Eng Communications, Embedded Controls, Eng Processes, Intro to Algorithms, Circuits, Physics II, Robotics, Eng Probability, Signals &amp; Systems, Principles of Software, Intro to AI, Intro to Electronics, Comp Architecture/Networks &amp; Operating Systems</w:t>
-      </w:r>
-      <w:r>
-        <w:rPr>
-          <w:rFonts w:ascii="Times New Roman" w:eastAsia="Times New Roman" w:hAnsi="Times New Roman" w:cs="Times New Roman"/>
-          <w:color w:val="000000"/>
-          <w:sz w:val="20"/>
-          <w:szCs w:val="20"/>
+        </w:rPr>
+        <w:t>Embedded Controls, Intro to Algorithms, Circuits, Robotics, Eng Probability, Signals &amp; Systems, Principles of Software, Intro to AI, Intro to Electronics, Comp Architecture/Networks &amp; Operating Systems</w:t>
+      </w:r>
+      <w:r>
+        <w:rPr>
+          <w:rFonts w:ascii="Times New Roman" w:eastAsia="Times New Roman" w:hAnsi="Times New Roman" w:cs="Times New Roman"/>
+          <w:color w:val="000000"/>
         </w:rPr>
         <w:t>, Design and Anal</w:t>
       </w:r>
@@ -839,8 +824,6 @@
         <w:rPr>
           <w:rFonts w:ascii="Times New Roman" w:eastAsia="Times New Roman" w:hAnsi="Times New Roman" w:cs="Times New Roman"/>
           <w:color w:val="000000"/>
-          <w:sz w:val="20"/>
-          <w:szCs w:val="20"/>
         </w:rPr>
         <w:t>ysis of Algorithms</w:t>
       </w:r>
@@ -848,8 +831,6 @@
         <w:rPr>
           <w:rFonts w:ascii="Times New Roman" w:eastAsia="Times New Roman" w:hAnsi="Times New Roman" w:cs="Times New Roman"/>
           <w:color w:val="000000"/>
-          <w:sz w:val="20"/>
-          <w:szCs w:val="20"/>
         </w:rPr>
         <w:t>, Programming Languages</w:t>
       </w:r>
@@ -880,96 +861,189 @@
         <w:t>Experience</w:t>
       </w:r>
     </w:p>
-    <w:p>
-      <w:pPr>
-        <w:spacing w:after="0" w:line="240" w:lineRule="auto"/>
-        <w:rPr>
-          <w:rFonts w:ascii="Times New Roman" w:eastAsia="Times New Roman" w:hAnsi="Times New Roman" w:cs="Times New Roman"/>
-          <w:b/>
-          <w:bCs/>
-          <w:color w:val="000000"/>
-          <w:kern w:val="36"/>
-          <w:sz w:val="24"/>
-          <w:szCs w:val="24"/>
-        </w:rPr>
-      </w:pPr>
-      <w:r>
-        <w:rPr>
-          <w:rFonts w:ascii="Times New Roman" w:eastAsia="Times New Roman" w:hAnsi="Times New Roman" w:cs="Times New Roman"/>
-          <w:b/>
-          <w:bCs/>
-          <w:color w:val="000000"/>
-          <w:kern w:val="36"/>
-          <w:sz w:val="24"/>
-          <w:szCs w:val="24"/>
-        </w:rPr>
-        <w:t xml:space="preserve">Graduate Project                                                                                        </w:t>
-      </w:r>
-      <w:r>
-        <w:rPr>
-          <w:rFonts w:ascii="Times New Roman" w:eastAsia="Times New Roman" w:hAnsi="Times New Roman" w:cs="Times New Roman"/>
-          <w:b/>
-          <w:bCs/>
-          <w:color w:val="000000"/>
-          <w:kern w:val="36"/>
-          <w:sz w:val="24"/>
-          <w:szCs w:val="24"/>
-        </w:rPr>
-        <w:t>May 2025 – May 2026</w:t>
-      </w:r>
-    </w:p>
-    <w:p>
-      <w:pPr>
-        <w:spacing w:after="0" w:line="240" w:lineRule="auto"/>
-        <w:rPr>
-          <w:rFonts w:ascii="Times New Roman" w:eastAsia="Times New Roman" w:hAnsi="Times New Roman" w:cs="Times New Roman"/>
-          <w:i/>
-          <w:iCs/>
-          <w:color w:val="000000"/>
-          <w:kern w:val="36"/>
-        </w:rPr>
-      </w:pPr>
-      <w:r>
-        <w:rPr>
-          <w:rFonts w:ascii="Times New Roman" w:eastAsia="Times New Roman" w:hAnsi="Times New Roman" w:cs="Times New Roman"/>
-          <w:i/>
-          <w:iCs/>
-          <w:color w:val="000000"/>
-          <w:kern w:val="36"/>
-        </w:rPr>
-        <w:t>Rensselaer Polytechnic Institute</w:t>
-      </w:r>
-      <w:r>
-        <w:rPr>
-          <w:rFonts w:ascii="Times New Roman" w:eastAsia="Times New Roman" w:hAnsi="Times New Roman" w:cs="Times New Roman"/>
-          <w:i/>
-          <w:iCs/>
-          <w:color w:val="000000"/>
-          <w:kern w:val="36"/>
-        </w:rPr>
-        <w:t xml:space="preserve">                                                                              </w:t>
-      </w:r>
-      <w:r>
-        <w:rPr>
-          <w:rFonts w:ascii="Times New Roman" w:eastAsia="Times New Roman" w:hAnsi="Times New Roman" w:cs="Times New Roman"/>
-          <w:i/>
-          <w:iCs/>
-          <w:color w:val="000000"/>
-          <w:kern w:val="36"/>
-        </w:rPr>
-        <w:t xml:space="preserve">               </w:t>
-      </w:r>
-      <w:r>
-        <w:rPr>
-          <w:rFonts w:ascii="Times New Roman" w:eastAsia="Times New Roman" w:hAnsi="Times New Roman" w:cs="Times New Roman"/>
-          <w:i/>
-          <w:iCs/>
-          <w:color w:val="000000"/>
-          <w:kern w:val="36"/>
-        </w:rPr>
-        <w:t xml:space="preserve">           Troy, NY</w:t>
-      </w:r>
-    </w:p>
+    <w:tbl>
+      <w:tblPr>
+        <w:tblStyle w:val="TableGrid"/>
+        <w:tblW w:w="0" w:type="auto"/>
+        <w:tblCellMar>
+          <w:left w:w="0" w:type="dxa"/>
+          <w:right w:w="43" w:type="dxa"/>
+        </w:tblCellMar>
+        <w:tblLook w:val="04A0" w:firstRow="1" w:lastRow="0" w:firstColumn="1" w:lastColumn="0" w:noHBand="0" w:noVBand="1"/>
+      </w:tblPr>
+      <w:tblGrid>
+        <w:gridCol w:w="4675"/>
+        <w:gridCol w:w="4675"/>
+      </w:tblGrid>
+      <w:tr>
+        <w:tc>
+          <w:tcPr>
+            <w:tcW w:w="4675" w:type="dxa"/>
+            <w:tcBorders>
+              <w:top w:val="nil"/>
+              <w:left w:val="nil"/>
+              <w:bottom w:val="nil"/>
+              <w:right w:val="nil"/>
+            </w:tcBorders>
+          </w:tcPr>
+          <w:p>
+            <w:pPr>
+              <w:rPr>
+                <w:rFonts w:ascii="Times New Roman" w:eastAsia="Times New Roman" w:hAnsi="Times New Roman" w:cs="Times New Roman"/>
+                <w:b/>
+                <w:bCs/>
+                <w:color w:val="000000"/>
+                <w:kern w:val="36"/>
+                <w:sz w:val="24"/>
+                <w:szCs w:val="24"/>
+              </w:rPr>
+            </w:pPr>
+            <w:r>
+              <w:rPr>
+                <w:rFonts w:ascii="Times New Roman" w:eastAsia="Times New Roman" w:hAnsi="Times New Roman" w:cs="Times New Roman"/>
+                <w:b/>
+                <w:bCs/>
+                <w:color w:val="000000"/>
+                <w:kern w:val="36"/>
+                <w:sz w:val="24"/>
+                <w:szCs w:val="24"/>
+              </w:rPr>
+              <w:t>Graduate Project</w:t>
+            </w:r>
+          </w:p>
+        </w:tc>
+        <w:tc>
+          <w:tcPr>
+            <w:tcW w:w="4675" w:type="dxa"/>
+            <w:tcBorders>
+              <w:top w:val="nil"/>
+              <w:left w:val="nil"/>
+              <w:bottom w:val="nil"/>
+              <w:right w:val="nil"/>
+            </w:tcBorders>
+          </w:tcPr>
+          <w:p>
+            <w:pPr>
+              <w:jc w:val="right"/>
+              <w:rPr>
+                <w:rFonts w:ascii="Times New Roman" w:eastAsia="Times New Roman" w:hAnsi="Times New Roman" w:cs="Times New Roman"/>
+                <w:b/>
+                <w:bCs/>
+                <w:color w:val="000000"/>
+                <w:kern w:val="36"/>
+                <w:sz w:val="24"/>
+                <w:szCs w:val="24"/>
+              </w:rPr>
+            </w:pPr>
+            <w:r>
+              <w:rPr>
+                <w:rFonts w:ascii="Times New Roman" w:eastAsia="Times New Roman" w:hAnsi="Times New Roman" w:cs="Times New Roman"/>
+                <w:b/>
+                <w:bCs/>
+                <w:color w:val="000000"/>
+                <w:kern w:val="36"/>
+                <w:sz w:val="24"/>
+                <w:szCs w:val="24"/>
+              </w:rPr>
+              <w:t xml:space="preserve">May 2025 </w:t>
+            </w:r>
+            <w:r>
+              <w:rPr>
+                <w:rFonts w:ascii="Times New Roman" w:eastAsia="Times New Roman" w:hAnsi="Times New Roman" w:cs="Times New Roman"/>
+                <w:b/>
+                <w:bCs/>
+                <w:color w:val="000000"/>
+                <w:kern w:val="36"/>
+                <w:sz w:val="24"/>
+                <w:szCs w:val="24"/>
+              </w:rPr>
+              <w:t>–</w:t>
+            </w:r>
+            <w:r>
+              <w:rPr>
+                <w:rFonts w:ascii="Times New Roman" w:eastAsia="Times New Roman" w:hAnsi="Times New Roman" w:cs="Times New Roman"/>
+                <w:b/>
+                <w:bCs/>
+                <w:color w:val="000000"/>
+                <w:kern w:val="36"/>
+                <w:sz w:val="24"/>
+                <w:szCs w:val="24"/>
+              </w:rPr>
+              <w:t xml:space="preserve"> May 2026</w:t>
+            </w:r>
+          </w:p>
+        </w:tc>
+      </w:tr>
+      <w:tr>
+        <w:tc>
+          <w:tcPr>
+            <w:tcW w:w="4675" w:type="dxa"/>
+            <w:tcBorders>
+              <w:top w:val="nil"/>
+              <w:left w:val="nil"/>
+              <w:bottom w:val="nil"/>
+              <w:right w:val="nil"/>
+            </w:tcBorders>
+          </w:tcPr>
+          <w:p>
+            <w:pPr>
+              <w:rPr>
+                <w:rFonts w:ascii="Times New Roman" w:eastAsia="Times New Roman" w:hAnsi="Times New Roman" w:cs="Times New Roman"/>
+                <w:b/>
+                <w:bCs/>
+                <w:color w:val="000000"/>
+                <w:kern w:val="36"/>
+                <w:sz w:val="30"/>
+                <w:szCs w:val="30"/>
+              </w:rPr>
+            </w:pPr>
+            <w:r>
+              <w:rPr>
+                <w:rFonts w:ascii="Times New Roman" w:eastAsia="Times New Roman" w:hAnsi="Times New Roman" w:cs="Times New Roman"/>
+                <w:i/>
+                <w:iCs/>
+                <w:color w:val="000000"/>
+                <w:kern w:val="36"/>
+              </w:rPr>
+              <w:t>Rensselaer Polytechnic Institute</w:t>
+            </w:r>
+          </w:p>
+        </w:tc>
+        <w:tc>
+          <w:tcPr>
+            <w:tcW w:w="4675" w:type="dxa"/>
+            <w:tcBorders>
+              <w:top w:val="nil"/>
+              <w:left w:val="nil"/>
+              <w:bottom w:val="nil"/>
+              <w:right w:val="nil"/>
+            </w:tcBorders>
+          </w:tcPr>
+          <w:p>
+            <w:pPr>
+              <w:jc w:val="right"/>
+              <w:rPr>
+                <w:rFonts w:ascii="Times New Roman" w:eastAsia="Times New Roman" w:hAnsi="Times New Roman" w:cs="Times New Roman"/>
+                <w:i/>
+                <w:iCs/>
+                <w:color w:val="000000"/>
+                <w:kern w:val="36"/>
+              </w:rPr>
+            </w:pPr>
+            <w:r>
+              <w:rPr>
+                <w:rFonts w:ascii="Times New Roman" w:eastAsia="Times New Roman" w:hAnsi="Times New Roman" w:cs="Times New Roman"/>
+                <w:i/>
+                <w:iCs/>
+                <w:color w:val="000000"/>
+                <w:kern w:val="36"/>
+              </w:rPr>
+              <w:t>Troy, NY</w:t>
+            </w:r>
+          </w:p>
+        </w:tc>
+      </w:tr>
+    </w:tbl>
     <w:p>
       <w:pPr>
         <w:pStyle w:val="ListParagraph"/>
@@ -1025,224 +1099,197 @@
         <w:t xml:space="preserve"> etc.</w:t>
       </w:r>
     </w:p>
-    <w:p>
-      <w:pPr>
-        <w:spacing w:after="0" w:line="240" w:lineRule="auto"/>
-        <w:rPr>
-          <w:rFonts w:ascii="Times New Roman" w:eastAsia="Times New Roman" w:hAnsi="Times New Roman" w:cs="Times New Roman"/>
-          <w:b/>
-          <w:bCs/>
-          <w:color w:val="000000"/>
-          <w:kern w:val="36"/>
-          <w:sz w:val="24"/>
-          <w:szCs w:val="24"/>
-        </w:rPr>
-      </w:pPr>
-      <w:r>
-        <w:rPr>
-          <w:rFonts w:ascii="Times New Roman" w:eastAsia="Times New Roman" w:hAnsi="Times New Roman" w:cs="Times New Roman"/>
-          <w:b/>
-          <w:bCs/>
-          <w:color w:val="000000"/>
-          <w:kern w:val="36"/>
-          <w:sz w:val="24"/>
-          <w:szCs w:val="24"/>
-        </w:rPr>
-        <w:t>Frontend Engineer</w:t>
-      </w:r>
-      <w:r>
-        <w:rPr>
-          <w:rFonts w:ascii="Times New Roman" w:eastAsia="Times New Roman" w:hAnsi="Times New Roman" w:cs="Times New Roman"/>
-          <w:b/>
-          <w:bCs/>
-          <w:color w:val="000000"/>
-          <w:kern w:val="36"/>
-          <w:sz w:val="24"/>
-          <w:szCs w:val="24"/>
-        </w:rPr>
-        <w:tab/>
-      </w:r>
-      <w:r>
-        <w:rPr>
-          <w:rFonts w:ascii="Times New Roman" w:eastAsia="Times New Roman" w:hAnsi="Times New Roman" w:cs="Times New Roman"/>
-          <w:b/>
-          <w:bCs/>
-          <w:color w:val="000000"/>
-          <w:kern w:val="36"/>
-          <w:sz w:val="24"/>
-          <w:szCs w:val="24"/>
-        </w:rPr>
-        <w:tab/>
-      </w:r>
-      <w:r>
-        <w:rPr>
-          <w:rFonts w:ascii="Times New Roman" w:eastAsia="Times New Roman" w:hAnsi="Times New Roman" w:cs="Times New Roman"/>
-          <w:b/>
-          <w:bCs/>
-          <w:color w:val="000000"/>
-          <w:kern w:val="36"/>
-          <w:sz w:val="24"/>
-          <w:szCs w:val="24"/>
-        </w:rPr>
-        <w:tab/>
-        <w:t xml:space="preserve">                                               </w:t>
-      </w:r>
-      <w:r>
-        <w:rPr>
-          <w:rFonts w:ascii="Times New Roman" w:eastAsia="Times New Roman" w:hAnsi="Times New Roman" w:cs="Times New Roman"/>
-          <w:b/>
-          <w:bCs/>
-          <w:color w:val="000000"/>
-          <w:kern w:val="36"/>
-          <w:sz w:val="24"/>
-          <w:szCs w:val="24"/>
-        </w:rPr>
-        <w:t xml:space="preserve">           </w:t>
-      </w:r>
-      <w:r>
-        <w:rPr>
-          <w:rFonts w:ascii="Times New Roman" w:eastAsia="Times New Roman" w:hAnsi="Times New Roman" w:cs="Times New Roman"/>
-          <w:b/>
-          <w:bCs/>
-          <w:color w:val="000000"/>
-          <w:kern w:val="36"/>
-          <w:sz w:val="24"/>
-          <w:szCs w:val="24"/>
-        </w:rPr>
-        <w:t xml:space="preserve">  </w:t>
-      </w:r>
-      <w:r>
-        <w:rPr>
-          <w:rFonts w:ascii="Times New Roman" w:eastAsia="Times New Roman" w:hAnsi="Times New Roman" w:cs="Times New Roman"/>
-          <w:b/>
-          <w:bCs/>
-          <w:color w:val="000000"/>
-          <w:kern w:val="36"/>
-          <w:sz w:val="24"/>
-          <w:szCs w:val="24"/>
-        </w:rPr>
-        <w:t>Jan</w:t>
-      </w:r>
-      <w:r>
-        <w:rPr>
-          <w:rFonts w:ascii="Times New Roman" w:eastAsia="Times New Roman" w:hAnsi="Times New Roman" w:cs="Times New Roman"/>
-          <w:b/>
-          <w:bCs/>
-          <w:color w:val="000000"/>
-          <w:kern w:val="36"/>
-          <w:sz w:val="24"/>
-          <w:szCs w:val="24"/>
-        </w:rPr>
-        <w:t xml:space="preserve"> 202</w:t>
-      </w:r>
-      <w:r>
-        <w:rPr>
-          <w:rFonts w:ascii="Times New Roman" w:eastAsia="Times New Roman" w:hAnsi="Times New Roman" w:cs="Times New Roman"/>
-          <w:b/>
-          <w:bCs/>
-          <w:color w:val="000000"/>
-          <w:kern w:val="36"/>
-          <w:sz w:val="24"/>
-          <w:szCs w:val="24"/>
-        </w:rPr>
-        <w:t>5</w:t>
-      </w:r>
-      <w:r>
-        <w:rPr>
-          <w:rFonts w:ascii="Times New Roman" w:eastAsia="Times New Roman" w:hAnsi="Times New Roman" w:cs="Times New Roman"/>
-          <w:b/>
-          <w:bCs/>
-          <w:color w:val="000000"/>
-          <w:kern w:val="36"/>
-          <w:sz w:val="24"/>
-          <w:szCs w:val="24"/>
-        </w:rPr>
-        <w:t xml:space="preserve"> – </w:t>
-      </w:r>
-      <w:r>
-        <w:rPr>
-          <w:rFonts w:ascii="Times New Roman" w:eastAsia="Times New Roman" w:hAnsi="Times New Roman" w:cs="Times New Roman"/>
-          <w:b/>
-          <w:bCs/>
-          <w:color w:val="000000"/>
-          <w:kern w:val="36"/>
-          <w:sz w:val="24"/>
-          <w:szCs w:val="24"/>
-        </w:rPr>
-        <w:t>May</w:t>
-      </w:r>
-      <w:r>
-        <w:rPr>
-          <w:rFonts w:ascii="Times New Roman" w:eastAsia="Times New Roman" w:hAnsi="Times New Roman" w:cs="Times New Roman"/>
-          <w:b/>
-          <w:bCs/>
-          <w:color w:val="000000"/>
-          <w:kern w:val="36"/>
-          <w:sz w:val="24"/>
-          <w:szCs w:val="24"/>
-        </w:rPr>
-        <w:t xml:space="preserve"> 202</w:t>
-      </w:r>
-      <w:r>
-        <w:rPr>
-          <w:rFonts w:ascii="Times New Roman" w:eastAsia="Times New Roman" w:hAnsi="Times New Roman" w:cs="Times New Roman"/>
-          <w:b/>
-          <w:bCs/>
-          <w:color w:val="000000"/>
-          <w:kern w:val="36"/>
-          <w:sz w:val="24"/>
-          <w:szCs w:val="24"/>
-        </w:rPr>
-        <w:t>5</w:t>
-      </w:r>
-    </w:p>
-    <w:p>
-      <w:pPr>
-        <w:spacing w:after="0" w:line="240" w:lineRule="auto"/>
-        <w:rPr>
-          <w:rFonts w:ascii="Times New Roman" w:eastAsia="Times New Roman" w:hAnsi="Times New Roman" w:cs="Times New Roman"/>
-          <w:i/>
-          <w:iCs/>
-          <w:color w:val="000000"/>
-        </w:rPr>
-      </w:pPr>
-      <w:r>
-        <w:rPr>
-          <w:rFonts w:ascii="Times New Roman" w:eastAsia="Times New Roman" w:hAnsi="Times New Roman" w:cs="Times New Roman"/>
-          <w:i/>
-          <w:iCs/>
-          <w:color w:val="000000"/>
-        </w:rPr>
-        <w:t>Design Lab – Multidisciplinary Capstone Project</w:t>
-      </w:r>
-      <w:r>
-        <w:rPr>
-          <w:rFonts w:ascii="Times New Roman" w:eastAsia="Times New Roman" w:hAnsi="Times New Roman" w:cs="Times New Roman"/>
-          <w:i/>
-          <w:iCs/>
-          <w:color w:val="000000"/>
-        </w:rPr>
-        <w:t xml:space="preserve">                                                      </w:t>
-      </w:r>
-      <w:r>
-        <w:rPr>
-          <w:rFonts w:ascii="Times New Roman" w:eastAsia="Times New Roman" w:hAnsi="Times New Roman" w:cs="Times New Roman"/>
-          <w:i/>
-          <w:iCs/>
-          <w:color w:val="000000"/>
-        </w:rPr>
-        <w:t xml:space="preserve">                   </w:t>
-      </w:r>
-      <w:r>
-        <w:rPr>
-          <w:rFonts w:ascii="Times New Roman" w:eastAsia="Times New Roman" w:hAnsi="Times New Roman" w:cs="Times New Roman"/>
-          <w:i/>
-          <w:iCs/>
-          <w:color w:val="000000"/>
-        </w:rPr>
-        <w:t xml:space="preserve">   Troy, NY</w:t>
-      </w:r>
-    </w:p>
+    <w:tbl>
+      <w:tblPr>
+        <w:tblStyle w:val="TableGrid"/>
+        <w:tblW w:w="0" w:type="auto"/>
+        <w:tblCellMar>
+          <w:left w:w="0" w:type="dxa"/>
+          <w:right w:w="43" w:type="dxa"/>
+        </w:tblCellMar>
+        <w:tblLook w:val="04A0" w:firstRow="1" w:lastRow="0" w:firstColumn="1" w:lastColumn="0" w:noHBand="0" w:noVBand="1"/>
+      </w:tblPr>
+      <w:tblGrid>
+        <w:gridCol w:w="4675"/>
+        <w:gridCol w:w="4675"/>
+      </w:tblGrid>
+      <w:tr>
+        <w:tc>
+          <w:tcPr>
+            <w:tcW w:w="4675" w:type="dxa"/>
+            <w:tcBorders>
+              <w:top w:val="nil"/>
+              <w:left w:val="nil"/>
+              <w:bottom w:val="nil"/>
+              <w:right w:val="nil"/>
+            </w:tcBorders>
+          </w:tcPr>
+          <w:p>
+            <w:pPr>
+              <w:rPr>
+                <w:rFonts w:ascii="Times New Roman" w:eastAsia="Times New Roman" w:hAnsi="Times New Roman" w:cs="Times New Roman"/>
+                <w:b/>
+                <w:bCs/>
+                <w:color w:val="000000"/>
+                <w:kern w:val="36"/>
+                <w:sz w:val="24"/>
+                <w:szCs w:val="24"/>
+              </w:rPr>
+            </w:pPr>
+            <w:r>
+              <w:rPr>
+                <w:rFonts w:ascii="Times New Roman" w:eastAsia="Times New Roman" w:hAnsi="Times New Roman" w:cs="Times New Roman"/>
+                <w:b/>
+                <w:bCs/>
+                <w:color w:val="000000"/>
+                <w:kern w:val="36"/>
+                <w:sz w:val="24"/>
+                <w:szCs w:val="24"/>
+              </w:rPr>
+              <w:t>Frontend Engineer</w:t>
+            </w:r>
+          </w:p>
+        </w:tc>
+        <w:tc>
+          <w:tcPr>
+            <w:tcW w:w="4675" w:type="dxa"/>
+            <w:tcBorders>
+              <w:top w:val="nil"/>
+              <w:left w:val="nil"/>
+              <w:bottom w:val="nil"/>
+              <w:right w:val="nil"/>
+            </w:tcBorders>
+          </w:tcPr>
+          <w:p>
+            <w:pPr>
+              <w:jc w:val="right"/>
+              <w:rPr>
+                <w:rFonts w:ascii="Times New Roman" w:eastAsia="Times New Roman" w:hAnsi="Times New Roman" w:cs="Times New Roman"/>
+                <w:b/>
+                <w:bCs/>
+                <w:color w:val="000000"/>
+                <w:kern w:val="36"/>
+                <w:sz w:val="24"/>
+                <w:szCs w:val="24"/>
+              </w:rPr>
+            </w:pPr>
+            <w:r>
+              <w:rPr>
+                <w:rFonts w:ascii="Times New Roman" w:eastAsia="Times New Roman" w:hAnsi="Times New Roman" w:cs="Times New Roman"/>
+                <w:b/>
+                <w:bCs/>
+                <w:color w:val="000000"/>
+                <w:kern w:val="36"/>
+                <w:sz w:val="24"/>
+                <w:szCs w:val="24"/>
+              </w:rPr>
+              <w:t>January</w:t>
+            </w:r>
+            <w:r>
+              <w:rPr>
+                <w:rFonts w:ascii="Times New Roman" w:eastAsia="Times New Roman" w:hAnsi="Times New Roman" w:cs="Times New Roman"/>
+                <w:b/>
+                <w:bCs/>
+                <w:color w:val="000000"/>
+                <w:kern w:val="36"/>
+                <w:sz w:val="24"/>
+                <w:szCs w:val="24"/>
+              </w:rPr>
+              <w:t xml:space="preserve"> 2025 – May 202</w:t>
+            </w:r>
+            <w:r>
+              <w:rPr>
+                <w:rFonts w:ascii="Times New Roman" w:eastAsia="Times New Roman" w:hAnsi="Times New Roman" w:cs="Times New Roman"/>
+                <w:b/>
+                <w:bCs/>
+                <w:color w:val="000000"/>
+                <w:kern w:val="36"/>
+                <w:sz w:val="24"/>
+                <w:szCs w:val="24"/>
+              </w:rPr>
+              <w:t>5</w:t>
+            </w:r>
+          </w:p>
+        </w:tc>
+      </w:tr>
+      <w:tr>
+        <w:tc>
+          <w:tcPr>
+            <w:tcW w:w="4675" w:type="dxa"/>
+            <w:tcBorders>
+              <w:top w:val="nil"/>
+              <w:left w:val="nil"/>
+              <w:bottom w:val="nil"/>
+              <w:right w:val="nil"/>
+            </w:tcBorders>
+          </w:tcPr>
+          <w:p>
+            <w:pPr>
+              <w:rPr>
+                <w:rFonts w:ascii="Times New Roman" w:eastAsia="Times New Roman" w:hAnsi="Times New Roman" w:cs="Times New Roman"/>
+                <w:b/>
+                <w:bCs/>
+                <w:color w:val="000000"/>
+                <w:kern w:val="36"/>
+                <w:sz w:val="30"/>
+                <w:szCs w:val="30"/>
+              </w:rPr>
+            </w:pPr>
+            <w:r>
+              <w:rPr>
+                <w:rFonts w:ascii="Times New Roman" w:eastAsia="Times New Roman" w:hAnsi="Times New Roman" w:cs="Times New Roman"/>
+                <w:i/>
+                <w:iCs/>
+                <w:color w:val="000000"/>
+              </w:rPr>
+              <w:t>Design Lab – Multidisciplinary Capstone Project</w:t>
+            </w:r>
+            <w:r>
+              <w:rPr>
+                <w:rFonts w:ascii="Times New Roman" w:eastAsia="Times New Roman" w:hAnsi="Times New Roman" w:cs="Times New Roman"/>
+                <w:i/>
+                <w:iCs/>
+                <w:color w:val="000000"/>
+              </w:rPr>
+              <w:t xml:space="preserve"> </w:t>
+            </w:r>
+          </w:p>
+        </w:tc>
+        <w:tc>
+          <w:tcPr>
+            <w:tcW w:w="4675" w:type="dxa"/>
+            <w:tcBorders>
+              <w:top w:val="nil"/>
+              <w:left w:val="nil"/>
+              <w:bottom w:val="nil"/>
+              <w:right w:val="nil"/>
+            </w:tcBorders>
+          </w:tcPr>
+          <w:p>
+            <w:pPr>
+              <w:jc w:val="right"/>
+              <w:rPr>
+                <w:rFonts w:ascii="Times New Roman" w:eastAsia="Times New Roman" w:hAnsi="Times New Roman" w:cs="Times New Roman"/>
+                <w:i/>
+                <w:iCs/>
+                <w:color w:val="000000"/>
+                <w:kern w:val="36"/>
+              </w:rPr>
+            </w:pPr>
+            <w:r>
+              <w:rPr>
+                <w:rFonts w:ascii="Times New Roman" w:eastAsia="Times New Roman" w:hAnsi="Times New Roman" w:cs="Times New Roman"/>
+                <w:i/>
+                <w:iCs/>
+                <w:color w:val="000000"/>
+                <w:kern w:val="36"/>
+              </w:rPr>
+              <w:t>Troy, NY</w:t>
+            </w:r>
+          </w:p>
+        </w:tc>
+      </w:tr>
+    </w:tbl>
     <w:p>
       <w:pPr>
         <w:pStyle w:val="ListParagraph"/>
@@ -1380,7 +1427,7 @@
           <w:rFonts w:ascii="Times New Roman" w:eastAsia="Times New Roman" w:hAnsi="Times New Roman" w:cs="Times New Roman"/>
           <w:color w:val="000000"/>
         </w:rPr>
-        <w:t>.</w:t>
+        <w:t xml:space="preserve"> using TypeScript and HTML/CSS.</w:t>
       </w:r>
     </w:p>
     <w:p>
@@ -1404,189 +1451,173 @@
         <w:t>Gained experience collaborating across disciplines and learned to effectively communicate project progress and challenges to Lockheed Martin sponsors.</w:t>
       </w:r>
     </w:p>
-    <w:p>
-      <w:pPr>
-        <w:spacing w:after="0" w:line="240" w:lineRule="auto"/>
-        <w:rPr>
-          <w:rFonts w:ascii="Times New Roman" w:eastAsia="Times New Roman" w:hAnsi="Times New Roman" w:cs="Times New Roman"/>
-          <w:color w:val="000000"/>
-        </w:rPr>
-      </w:pPr>
-      <w:r>
-        <w:rPr>
-          <w:rFonts w:ascii="Times New Roman" w:eastAsia="Times New Roman" w:hAnsi="Times New Roman" w:cs="Times New Roman"/>
-          <w:b/>
-          <w:bCs/>
-          <w:color w:val="000000"/>
-          <w:kern w:val="36"/>
-          <w:sz w:val="24"/>
-          <w:szCs w:val="24"/>
-        </w:rPr>
-        <w:t xml:space="preserve">Software Engineering Intern                                               </w:t>
-      </w:r>
-      <w:r>
-        <w:rPr>
-          <w:rFonts w:ascii="Times New Roman" w:eastAsia="Times New Roman" w:hAnsi="Times New Roman" w:cs="Times New Roman"/>
-          <w:b/>
-          <w:bCs/>
-          <w:color w:val="000000"/>
-          <w:kern w:val="36"/>
-          <w:sz w:val="24"/>
-          <w:szCs w:val="24"/>
-        </w:rPr>
-        <w:t xml:space="preserve">  </w:t>
-      </w:r>
-      <w:r>
-        <w:rPr>
-          <w:rFonts w:ascii="Times New Roman" w:eastAsia="Times New Roman" w:hAnsi="Times New Roman" w:cs="Times New Roman"/>
-          <w:b/>
-          <w:bCs/>
-          <w:color w:val="000000"/>
-          <w:kern w:val="36"/>
-          <w:sz w:val="24"/>
-          <w:szCs w:val="24"/>
-        </w:rPr>
-        <w:t xml:space="preserve">  </w:t>
-      </w:r>
-      <w:r>
-        <w:rPr>
-          <w:rFonts w:ascii="Times New Roman" w:eastAsia="Times New Roman" w:hAnsi="Times New Roman" w:cs="Times New Roman"/>
-          <w:b/>
-          <w:bCs/>
-          <w:color w:val="000000"/>
-          <w:kern w:val="36"/>
-          <w:sz w:val="24"/>
-          <w:szCs w:val="24"/>
-        </w:rPr>
-        <w:t xml:space="preserve">   </w:t>
-      </w:r>
-      <w:r>
-        <w:rPr>
-          <w:rFonts w:ascii="Times New Roman" w:eastAsia="Times New Roman" w:hAnsi="Times New Roman" w:cs="Times New Roman"/>
-          <w:b/>
-          <w:bCs/>
-          <w:color w:val="000000"/>
-          <w:kern w:val="36"/>
-          <w:sz w:val="24"/>
-          <w:szCs w:val="24"/>
-        </w:rPr>
-        <w:t>Summer</w:t>
-      </w:r>
-      <w:r>
-        <w:rPr>
-          <w:rFonts w:ascii="Times New Roman" w:eastAsia="Times New Roman" w:hAnsi="Times New Roman" w:cs="Times New Roman"/>
-          <w:b/>
-          <w:bCs/>
-          <w:color w:val="000000"/>
-          <w:kern w:val="36"/>
-          <w:sz w:val="24"/>
-          <w:szCs w:val="24"/>
-        </w:rPr>
-        <w:t xml:space="preserve"> 202</w:t>
-      </w:r>
-      <w:r>
-        <w:rPr>
-          <w:rFonts w:ascii="Times New Roman" w:eastAsia="Times New Roman" w:hAnsi="Times New Roman" w:cs="Times New Roman"/>
-          <w:b/>
-          <w:bCs/>
-          <w:color w:val="000000"/>
-          <w:kern w:val="36"/>
-          <w:sz w:val="24"/>
-          <w:szCs w:val="24"/>
-        </w:rPr>
-        <w:t>3</w:t>
-      </w:r>
-      <w:r>
-        <w:rPr>
-          <w:rFonts w:ascii="Times New Roman" w:eastAsia="Times New Roman" w:hAnsi="Times New Roman" w:cs="Times New Roman"/>
-          <w:b/>
-          <w:bCs/>
-          <w:color w:val="000000"/>
-          <w:kern w:val="36"/>
-          <w:sz w:val="24"/>
-          <w:szCs w:val="24"/>
-        </w:rPr>
-        <w:t xml:space="preserve"> </w:t>
-      </w:r>
-      <w:r>
-        <w:rPr>
-          <w:rFonts w:ascii="Times New Roman" w:eastAsia="Times New Roman" w:hAnsi="Times New Roman" w:cs="Times New Roman"/>
-          <w:b/>
-          <w:bCs/>
-          <w:color w:val="000000"/>
-          <w:kern w:val="36"/>
-          <w:sz w:val="24"/>
-          <w:szCs w:val="24"/>
-        </w:rPr>
-        <w:t>&amp; Summer</w:t>
-      </w:r>
-      <w:r>
-        <w:rPr>
-          <w:rFonts w:ascii="Times New Roman" w:eastAsia="Times New Roman" w:hAnsi="Times New Roman" w:cs="Times New Roman"/>
-          <w:b/>
-          <w:bCs/>
-          <w:color w:val="000000"/>
-          <w:kern w:val="36"/>
-          <w:sz w:val="24"/>
-          <w:szCs w:val="24"/>
-        </w:rPr>
-        <w:t xml:space="preserve"> 202</w:t>
-      </w:r>
-      <w:r>
-        <w:rPr>
-          <w:rFonts w:ascii="Times New Roman" w:eastAsia="Times New Roman" w:hAnsi="Times New Roman" w:cs="Times New Roman"/>
-          <w:b/>
-          <w:bCs/>
-          <w:color w:val="000000"/>
-          <w:kern w:val="36"/>
-          <w:sz w:val="24"/>
-          <w:szCs w:val="24"/>
-        </w:rPr>
-        <w:t>4</w:t>
-      </w:r>
-    </w:p>
-    <w:p>
-      <w:pPr>
-        <w:spacing w:after="0" w:line="240" w:lineRule="auto"/>
-        <w:rPr>
-          <w:rFonts w:ascii="Times New Roman" w:eastAsia="Times New Roman" w:hAnsi="Times New Roman" w:cs="Times New Roman"/>
-          <w:i/>
-          <w:iCs/>
-          <w:color w:val="000000"/>
-          <w:kern w:val="36"/>
-        </w:rPr>
-      </w:pPr>
-      <w:r>
-        <w:rPr>
-          <w:rFonts w:ascii="Times New Roman" w:eastAsia="Times New Roman" w:hAnsi="Times New Roman" w:cs="Times New Roman"/>
-          <w:i/>
-          <w:iCs/>
-          <w:color w:val="000000"/>
-          <w:kern w:val="36"/>
-        </w:rPr>
-        <w:t xml:space="preserve">L3Harris                                                                                                                         </w:t>
-      </w:r>
-      <w:r>
-        <w:rPr>
-          <w:rFonts w:ascii="Times New Roman" w:eastAsia="Times New Roman" w:hAnsi="Times New Roman" w:cs="Times New Roman"/>
-          <w:i/>
-          <w:iCs/>
-          <w:color w:val="000000"/>
-          <w:kern w:val="36"/>
-        </w:rPr>
-        <w:t xml:space="preserve">                </w:t>
-      </w:r>
-      <w:r>
-        <w:rPr>
-          <w:rFonts w:ascii="Times New Roman" w:eastAsia="Times New Roman" w:hAnsi="Times New Roman" w:cs="Times New Roman"/>
-          <w:i/>
-          <w:iCs/>
-          <w:color w:val="000000"/>
-          <w:kern w:val="36"/>
-        </w:rPr>
-        <w:t>Clifton, NJ</w:t>
-      </w:r>
-    </w:p>
+    <w:tbl>
+      <w:tblPr>
+        <w:tblStyle w:val="TableGrid"/>
+        <w:tblW w:w="0" w:type="auto"/>
+        <w:tblCellMar>
+          <w:left w:w="0" w:type="dxa"/>
+          <w:right w:w="43" w:type="dxa"/>
+        </w:tblCellMar>
+        <w:tblLook w:val="04A0" w:firstRow="1" w:lastRow="0" w:firstColumn="1" w:lastColumn="0" w:noHBand="0" w:noVBand="1"/>
+      </w:tblPr>
+      <w:tblGrid>
+        <w:gridCol w:w="4675"/>
+        <w:gridCol w:w="4675"/>
+      </w:tblGrid>
+      <w:tr>
+        <w:tc>
+          <w:tcPr>
+            <w:tcW w:w="4675" w:type="dxa"/>
+            <w:tcBorders>
+              <w:top w:val="nil"/>
+              <w:left w:val="nil"/>
+              <w:bottom w:val="nil"/>
+              <w:right w:val="nil"/>
+            </w:tcBorders>
+          </w:tcPr>
+          <w:p>
+            <w:pPr>
+              <w:rPr>
+                <w:rFonts w:ascii="Times New Roman" w:eastAsia="Times New Roman" w:hAnsi="Times New Roman" w:cs="Times New Roman"/>
+                <w:b/>
+                <w:bCs/>
+                <w:color w:val="000000"/>
+                <w:kern w:val="36"/>
+                <w:sz w:val="24"/>
+                <w:szCs w:val="24"/>
+              </w:rPr>
+            </w:pPr>
+            <w:r>
+              <w:rPr>
+                <w:rFonts w:ascii="Times New Roman" w:eastAsia="Times New Roman" w:hAnsi="Times New Roman" w:cs="Times New Roman"/>
+                <w:b/>
+                <w:bCs/>
+                <w:color w:val="000000"/>
+                <w:kern w:val="36"/>
+                <w:sz w:val="24"/>
+                <w:szCs w:val="24"/>
+              </w:rPr>
+              <w:t>Software Engineering Intern</w:t>
+            </w:r>
+          </w:p>
+        </w:tc>
+        <w:tc>
+          <w:tcPr>
+            <w:tcW w:w="4675" w:type="dxa"/>
+            <w:tcBorders>
+              <w:top w:val="nil"/>
+              <w:left w:val="nil"/>
+              <w:bottom w:val="nil"/>
+              <w:right w:val="nil"/>
+            </w:tcBorders>
+          </w:tcPr>
+          <w:p>
+            <w:pPr>
+              <w:jc w:val="right"/>
+              <w:rPr>
+                <w:rFonts w:ascii="Times New Roman" w:eastAsia="Times New Roman" w:hAnsi="Times New Roman" w:cs="Times New Roman"/>
+                <w:b/>
+                <w:bCs/>
+                <w:color w:val="000000"/>
+                <w:kern w:val="36"/>
+                <w:sz w:val="24"/>
+                <w:szCs w:val="24"/>
+              </w:rPr>
+            </w:pPr>
+            <w:r>
+              <w:rPr>
+                <w:rFonts w:ascii="Times New Roman" w:eastAsia="Times New Roman" w:hAnsi="Times New Roman" w:cs="Times New Roman"/>
+                <w:b/>
+                <w:bCs/>
+                <w:color w:val="000000"/>
+                <w:kern w:val="36"/>
+                <w:sz w:val="24"/>
+                <w:szCs w:val="24"/>
+              </w:rPr>
+              <w:t>Summer 2023 &amp;Summer 2024</w:t>
+            </w:r>
+          </w:p>
+        </w:tc>
+      </w:tr>
+      <w:tr>
+        <w:tc>
+          <w:tcPr>
+            <w:tcW w:w="4675" w:type="dxa"/>
+            <w:tcBorders>
+              <w:top w:val="nil"/>
+              <w:left w:val="nil"/>
+              <w:bottom w:val="nil"/>
+              <w:right w:val="nil"/>
+            </w:tcBorders>
+          </w:tcPr>
+          <w:p>
+            <w:pPr>
+              <w:rPr>
+                <w:rFonts w:ascii="Times New Roman" w:eastAsia="Times New Roman" w:hAnsi="Times New Roman" w:cs="Times New Roman"/>
+                <w:b/>
+                <w:bCs/>
+                <w:color w:val="000000"/>
+                <w:kern w:val="36"/>
+                <w:sz w:val="30"/>
+                <w:szCs w:val="30"/>
+              </w:rPr>
+            </w:pPr>
+            <w:r>
+              <w:rPr>
+                <w:rFonts w:ascii="Times New Roman" w:eastAsia="Times New Roman" w:hAnsi="Times New Roman" w:cs="Times New Roman"/>
+                <w:i/>
+                <w:iCs/>
+                <w:color w:val="000000"/>
+              </w:rPr>
+              <w:t>L3Harris</w:t>
+            </w:r>
+            <w:r>
+              <w:rPr>
+                <w:rFonts w:ascii="Times New Roman" w:eastAsia="Times New Roman" w:hAnsi="Times New Roman" w:cs="Times New Roman"/>
+                <w:i/>
+                <w:iCs/>
+                <w:color w:val="000000"/>
+              </w:rPr>
+              <w:t xml:space="preserve"> </w:t>
+            </w:r>
+          </w:p>
+        </w:tc>
+        <w:tc>
+          <w:tcPr>
+            <w:tcW w:w="4675" w:type="dxa"/>
+            <w:tcBorders>
+              <w:top w:val="nil"/>
+              <w:left w:val="nil"/>
+              <w:bottom w:val="nil"/>
+              <w:right w:val="nil"/>
+            </w:tcBorders>
+          </w:tcPr>
+          <w:p>
+            <w:pPr>
+              <w:jc w:val="right"/>
+              <w:rPr>
+                <w:rFonts w:ascii="Times New Roman" w:eastAsia="Times New Roman" w:hAnsi="Times New Roman" w:cs="Times New Roman"/>
+                <w:i/>
+                <w:iCs/>
+                <w:color w:val="000000"/>
+                <w:kern w:val="36"/>
+              </w:rPr>
+            </w:pPr>
+            <w:r>
+              <w:rPr>
+                <w:rFonts w:ascii="Times New Roman" w:eastAsia="Times New Roman" w:hAnsi="Times New Roman" w:cs="Times New Roman"/>
+                <w:i/>
+                <w:iCs/>
+                <w:color w:val="000000"/>
+                <w:kern w:val="36"/>
+              </w:rPr>
+              <w:t>Clifton, NJ</w:t>
+            </w:r>
+          </w:p>
+        </w:tc>
+      </w:tr>
+    </w:tbl>
     <w:p>
       <w:pPr>
         <w:pStyle w:val="ListParagraph"/>
@@ -1646,25 +1677,7 @@
           <w:color w:val="000000"/>
           <w:kern w:val="36"/>
         </w:rPr>
-        <w:t xml:space="preserve"> in Python with </w:t>
-      </w:r>
-      <w:proofErr w:type="spellStart"/>
-      <w:r>
-        <w:rPr>
-          <w:rFonts w:ascii="Times New Roman" w:eastAsia="Times New Roman" w:hAnsi="Times New Roman" w:cs="Times New Roman"/>
-          <w:color w:val="000000"/>
-          <w:kern w:val="36"/>
-        </w:rPr>
-        <w:t>Tkinter</w:t>
-      </w:r>
-      <w:proofErr w:type="spellEnd"/>
-      <w:r>
-        <w:rPr>
-          <w:rFonts w:ascii="Times New Roman" w:eastAsia="Times New Roman" w:hAnsi="Times New Roman" w:cs="Times New Roman"/>
-          <w:color w:val="000000"/>
-          <w:kern w:val="36"/>
-        </w:rPr>
-        <w:t xml:space="preserve"> for creating and managing Jenkins files, reducing file authoring time by 80%.</w:t>
+        <w:t xml:space="preserve"> in Python with Tkinter for creating and managing Jenkins files, reducing file authoring time by 80%.</w:t>
       </w:r>
     </w:p>
     <w:p>
@@ -1713,187 +1726,176 @@
         <w:t>Strengthened skills in full-cycle application development, Python, Java, UI/UX design, teamwork, and collaboration with engineers and other interns.</w:t>
       </w:r>
     </w:p>
-    <w:p>
-      <w:pPr>
-        <w:spacing w:after="0" w:line="240" w:lineRule="auto"/>
-        <w:rPr>
-          <w:rFonts w:ascii="Times New Roman" w:eastAsia="Times New Roman" w:hAnsi="Times New Roman" w:cs="Times New Roman"/>
-          <w:b/>
-          <w:bCs/>
-          <w:color w:val="000000"/>
-          <w:kern w:val="36"/>
-          <w:sz w:val="24"/>
-          <w:szCs w:val="24"/>
-        </w:rPr>
-      </w:pPr>
-      <w:r>
-        <w:rPr>
-          <w:rFonts w:ascii="Times New Roman" w:eastAsia="Times New Roman" w:hAnsi="Times New Roman" w:cs="Times New Roman"/>
-          <w:b/>
-          <w:bCs/>
-          <w:color w:val="000000"/>
-          <w:kern w:val="36"/>
-          <w:sz w:val="24"/>
-          <w:szCs w:val="24"/>
-        </w:rPr>
-        <w:t>Frontend Engineer/</w:t>
-      </w:r>
-      <w:r>
-        <w:rPr>
-          <w:rFonts w:ascii="Times New Roman" w:eastAsia="Times New Roman" w:hAnsi="Times New Roman" w:cs="Times New Roman"/>
-          <w:b/>
-          <w:bCs/>
-          <w:color w:val="000000"/>
-          <w:kern w:val="36"/>
-          <w:sz w:val="24"/>
-          <w:szCs w:val="24"/>
-        </w:rPr>
-        <w:t>Project Lead Developer</w:t>
-      </w:r>
-      <w:r>
-        <w:rPr>
-          <w:rFonts w:ascii="Times New Roman" w:eastAsia="Times New Roman" w:hAnsi="Times New Roman" w:cs="Times New Roman"/>
-          <w:b/>
-          <w:bCs/>
-          <w:color w:val="000000"/>
-          <w:kern w:val="36"/>
-          <w:sz w:val="24"/>
-          <w:szCs w:val="24"/>
-        </w:rPr>
-        <w:tab/>
-        <w:t xml:space="preserve">                      </w:t>
-      </w:r>
-      <w:r>
-        <w:rPr>
-          <w:rFonts w:ascii="Times New Roman" w:eastAsia="Times New Roman" w:hAnsi="Times New Roman" w:cs="Times New Roman"/>
-          <w:b/>
-          <w:bCs/>
-          <w:color w:val="000000"/>
-          <w:kern w:val="36"/>
-          <w:sz w:val="24"/>
-          <w:szCs w:val="24"/>
-        </w:rPr>
-        <w:t xml:space="preserve">           </w:t>
-      </w:r>
-      <w:r>
-        <w:rPr>
-          <w:rFonts w:ascii="Times New Roman" w:eastAsia="Times New Roman" w:hAnsi="Times New Roman" w:cs="Times New Roman"/>
-          <w:b/>
-          <w:bCs/>
-          <w:color w:val="000000"/>
-          <w:kern w:val="36"/>
-          <w:sz w:val="24"/>
-          <w:szCs w:val="24"/>
-        </w:rPr>
-        <w:t xml:space="preserve">  </w:t>
-      </w:r>
-      <w:r>
-        <w:rPr>
-          <w:rFonts w:ascii="Times New Roman" w:eastAsia="Times New Roman" w:hAnsi="Times New Roman" w:cs="Times New Roman"/>
-          <w:b/>
-          <w:bCs/>
-          <w:color w:val="000000"/>
-          <w:kern w:val="36"/>
-          <w:sz w:val="24"/>
-          <w:szCs w:val="24"/>
-        </w:rPr>
-        <w:t>Fall 202</w:t>
-      </w:r>
-      <w:r>
-        <w:rPr>
-          <w:rFonts w:ascii="Times New Roman" w:eastAsia="Times New Roman" w:hAnsi="Times New Roman" w:cs="Times New Roman"/>
-          <w:b/>
-          <w:bCs/>
-          <w:color w:val="000000"/>
-          <w:kern w:val="36"/>
-          <w:sz w:val="24"/>
-          <w:szCs w:val="24"/>
-        </w:rPr>
-        <w:t>2</w:t>
-      </w:r>
-      <w:r>
-        <w:rPr>
-          <w:rFonts w:ascii="Times New Roman" w:eastAsia="Times New Roman" w:hAnsi="Times New Roman" w:cs="Times New Roman"/>
-          <w:b/>
-          <w:bCs/>
-          <w:color w:val="000000"/>
-          <w:kern w:val="36"/>
-          <w:sz w:val="24"/>
-          <w:szCs w:val="24"/>
-        </w:rPr>
-        <w:t xml:space="preserve"> &amp; Fall 202</w:t>
-      </w:r>
-      <w:r>
-        <w:rPr>
-          <w:rFonts w:ascii="Times New Roman" w:eastAsia="Times New Roman" w:hAnsi="Times New Roman" w:cs="Times New Roman"/>
-          <w:b/>
-          <w:bCs/>
-          <w:color w:val="000000"/>
-          <w:kern w:val="36"/>
-          <w:sz w:val="24"/>
-          <w:szCs w:val="24"/>
-        </w:rPr>
-        <w:t>3</w:t>
-      </w:r>
-    </w:p>
-    <w:p>
-      <w:pPr>
-        <w:spacing w:after="0" w:line="240" w:lineRule="auto"/>
-        <w:rPr>
-          <w:rFonts w:ascii="Times New Roman" w:eastAsia="Times New Roman" w:hAnsi="Times New Roman" w:cs="Times New Roman"/>
-          <w:i/>
-          <w:iCs/>
-          <w:color w:val="000000"/>
-        </w:rPr>
-      </w:pPr>
-      <w:r>
-        <w:rPr>
-          <w:rFonts w:ascii="Times New Roman" w:eastAsia="Times New Roman" w:hAnsi="Times New Roman" w:cs="Times New Roman"/>
-          <w:i/>
-          <w:iCs/>
-          <w:color w:val="000000"/>
-        </w:rPr>
-        <w:t>Rensselaer Center for Open Source (</w:t>
-      </w:r>
-      <w:proofErr w:type="gramStart"/>
-      <w:r>
-        <w:rPr>
-          <w:rFonts w:ascii="Times New Roman" w:eastAsia="Times New Roman" w:hAnsi="Times New Roman" w:cs="Times New Roman"/>
-          <w:i/>
-          <w:iCs/>
-          <w:color w:val="000000"/>
-        </w:rPr>
-        <w:t xml:space="preserve">RCOS)   </w:t>
-      </w:r>
-      <w:proofErr w:type="gramEnd"/>
-      <w:r>
-        <w:rPr>
-          <w:rFonts w:ascii="Times New Roman" w:eastAsia="Times New Roman" w:hAnsi="Times New Roman" w:cs="Times New Roman"/>
-          <w:i/>
-          <w:iCs/>
-          <w:color w:val="000000"/>
-        </w:rPr>
-        <w:t xml:space="preserve">                                                             </w:t>
-      </w:r>
-      <w:r>
-        <w:rPr>
-          <w:rFonts w:ascii="Times New Roman" w:eastAsia="Times New Roman" w:hAnsi="Times New Roman" w:cs="Times New Roman"/>
-          <w:i/>
-          <w:iCs/>
-          <w:color w:val="000000"/>
-        </w:rPr>
-        <w:t xml:space="preserve">                   </w:t>
-      </w:r>
-      <w:r>
-        <w:rPr>
-          <w:rFonts w:ascii="Times New Roman" w:eastAsia="Times New Roman" w:hAnsi="Times New Roman" w:cs="Times New Roman"/>
-          <w:i/>
-          <w:iCs/>
-          <w:color w:val="000000"/>
-        </w:rPr>
-        <w:t xml:space="preserve"> Troy, NY</w:t>
-      </w:r>
-    </w:p>
+    <w:tbl>
+      <w:tblPr>
+        <w:tblStyle w:val="TableGrid"/>
+        <w:tblW w:w="0" w:type="auto"/>
+        <w:tblCellMar>
+          <w:left w:w="0" w:type="dxa"/>
+          <w:right w:w="43" w:type="dxa"/>
+        </w:tblCellMar>
+        <w:tblLook w:val="04A0" w:firstRow="1" w:lastRow="0" w:firstColumn="1" w:lastColumn="0" w:noHBand="0" w:noVBand="1"/>
+      </w:tblPr>
+      <w:tblGrid>
+        <w:gridCol w:w="4675"/>
+        <w:gridCol w:w="4675"/>
+      </w:tblGrid>
+      <w:tr>
+        <w:tc>
+          <w:tcPr>
+            <w:tcW w:w="4675" w:type="dxa"/>
+            <w:tcBorders>
+              <w:top w:val="nil"/>
+              <w:left w:val="nil"/>
+              <w:bottom w:val="nil"/>
+              <w:right w:val="nil"/>
+            </w:tcBorders>
+          </w:tcPr>
+          <w:p>
+            <w:pPr>
+              <w:rPr>
+                <w:rFonts w:ascii="Times New Roman" w:eastAsia="Times New Roman" w:hAnsi="Times New Roman" w:cs="Times New Roman"/>
+                <w:b/>
+                <w:bCs/>
+                <w:color w:val="000000"/>
+                <w:kern w:val="36"/>
+                <w:sz w:val="24"/>
+                <w:szCs w:val="24"/>
+              </w:rPr>
+            </w:pPr>
+            <w:r>
+              <w:rPr>
+                <w:rFonts w:ascii="Times New Roman" w:eastAsia="Times New Roman" w:hAnsi="Times New Roman" w:cs="Times New Roman"/>
+                <w:b/>
+                <w:bCs/>
+                <w:color w:val="000000"/>
+                <w:kern w:val="36"/>
+                <w:sz w:val="24"/>
+                <w:szCs w:val="24"/>
+              </w:rPr>
+              <w:t>Frontend Engi</w:t>
+            </w:r>
+            <w:r>
+              <w:rPr>
+                <w:rFonts w:ascii="Times New Roman" w:eastAsia="Times New Roman" w:hAnsi="Times New Roman" w:cs="Times New Roman"/>
+                <w:b/>
+                <w:bCs/>
+                <w:color w:val="000000"/>
+                <w:kern w:val="36"/>
+                <w:sz w:val="24"/>
+                <w:szCs w:val="24"/>
+              </w:rPr>
+              <w:t>neer/Project Lead Developer</w:t>
+            </w:r>
+          </w:p>
+        </w:tc>
+        <w:tc>
+          <w:tcPr>
+            <w:tcW w:w="4675" w:type="dxa"/>
+            <w:tcBorders>
+              <w:top w:val="nil"/>
+              <w:left w:val="nil"/>
+              <w:bottom w:val="nil"/>
+              <w:right w:val="nil"/>
+            </w:tcBorders>
+          </w:tcPr>
+          <w:p>
+            <w:pPr>
+              <w:jc w:val="right"/>
+              <w:rPr>
+                <w:rFonts w:ascii="Times New Roman" w:eastAsia="Times New Roman" w:hAnsi="Times New Roman" w:cs="Times New Roman"/>
+                <w:b/>
+                <w:bCs/>
+                <w:color w:val="000000"/>
+                <w:kern w:val="36"/>
+                <w:sz w:val="24"/>
+                <w:szCs w:val="24"/>
+              </w:rPr>
+            </w:pPr>
+            <w:r>
+              <w:rPr>
+                <w:rFonts w:ascii="Times New Roman" w:eastAsia="Times New Roman" w:hAnsi="Times New Roman" w:cs="Times New Roman"/>
+                <w:b/>
+                <w:bCs/>
+                <w:color w:val="000000"/>
+                <w:kern w:val="36"/>
+                <w:sz w:val="24"/>
+                <w:szCs w:val="24"/>
+              </w:rPr>
+              <w:t>Fall 2022 &amp; Fall 2023</w:t>
+            </w:r>
+          </w:p>
+        </w:tc>
+      </w:tr>
+      <w:tr>
+        <w:tc>
+          <w:tcPr>
+            <w:tcW w:w="4675" w:type="dxa"/>
+            <w:tcBorders>
+              <w:top w:val="nil"/>
+              <w:left w:val="nil"/>
+              <w:bottom w:val="nil"/>
+              <w:right w:val="nil"/>
+            </w:tcBorders>
+          </w:tcPr>
+          <w:p>
+            <w:pPr>
+              <w:rPr>
+                <w:rFonts w:ascii="Times New Roman" w:eastAsia="Times New Roman" w:hAnsi="Times New Roman" w:cs="Times New Roman"/>
+                <w:b/>
+                <w:bCs/>
+                <w:color w:val="000000"/>
+                <w:kern w:val="36"/>
+                <w:sz w:val="30"/>
+                <w:szCs w:val="30"/>
+              </w:rPr>
+            </w:pPr>
+            <w:r>
+              <w:rPr>
+                <w:rFonts w:ascii="Times New Roman" w:eastAsia="Times New Roman" w:hAnsi="Times New Roman" w:cs="Times New Roman"/>
+                <w:i/>
+                <w:iCs/>
+                <w:color w:val="000000"/>
+              </w:rPr>
+              <w:t>Rensselaer Center for Open Source (RCOS)</w:t>
+            </w:r>
+          </w:p>
+        </w:tc>
+        <w:tc>
+          <w:tcPr>
+            <w:tcW w:w="4675" w:type="dxa"/>
+            <w:tcBorders>
+              <w:top w:val="nil"/>
+              <w:left w:val="nil"/>
+              <w:bottom w:val="nil"/>
+              <w:right w:val="nil"/>
+            </w:tcBorders>
+          </w:tcPr>
+          <w:p>
+            <w:pPr>
+              <w:jc w:val="right"/>
+              <w:rPr>
+                <w:rFonts w:ascii="Times New Roman" w:eastAsia="Times New Roman" w:hAnsi="Times New Roman" w:cs="Times New Roman"/>
+                <w:i/>
+                <w:iCs/>
+                <w:color w:val="000000"/>
+                <w:kern w:val="36"/>
+              </w:rPr>
+            </w:pPr>
+            <w:r>
+              <w:rPr>
+                <w:rFonts w:ascii="Times New Roman" w:eastAsia="Times New Roman" w:hAnsi="Times New Roman" w:cs="Times New Roman"/>
+                <w:i/>
+                <w:iCs/>
+                <w:color w:val="000000"/>
+                <w:kern w:val="36"/>
+              </w:rPr>
+              <w:t>Troy, NY</w:t>
+            </w:r>
+          </w:p>
+        </w:tc>
+      </w:tr>
+    </w:tbl>
     <w:p>
       <w:pPr>
         <w:pStyle w:val="ListParagraph"/>
@@ -1912,23 +1914,7 @@
           <w:rFonts w:ascii="Times New Roman" w:eastAsia="Times New Roman" w:hAnsi="Times New Roman" w:cs="Times New Roman"/>
           <w:color w:val="000000"/>
         </w:rPr>
-        <w:t xml:space="preserve">Led and contributed to open-source projects supporting student learning, including an educational analog circuit simulator and a Python-based platformer game using </w:t>
-      </w:r>
-      <w:proofErr w:type="spellStart"/>
-      <w:r>
-        <w:rPr>
-          <w:rFonts w:ascii="Times New Roman" w:eastAsia="Times New Roman" w:hAnsi="Times New Roman" w:cs="Times New Roman"/>
-          <w:color w:val="000000"/>
-        </w:rPr>
-        <w:t>Pygame</w:t>
-      </w:r>
-      <w:proofErr w:type="spellEnd"/>
-      <w:r>
-        <w:rPr>
-          <w:rFonts w:ascii="Times New Roman" w:eastAsia="Times New Roman" w:hAnsi="Times New Roman" w:cs="Times New Roman"/>
-          <w:color w:val="000000"/>
-        </w:rPr>
-        <w:t>.</w:t>
+        <w:t>Led and contributed to open-source projects supporting student learning, including an educational analog circuit simulator and a Python-based platformer game using Pygame.</w:t>
       </w:r>
     </w:p>
     <w:p>
@@ -2209,23 +2195,7 @@
           <w:rFonts w:ascii="Times New Roman" w:eastAsia="Times New Roman" w:hAnsi="Times New Roman" w:cs="Times New Roman"/>
           <w:color w:val="000000"/>
         </w:rPr>
-        <w:t xml:space="preserve">, NX, </w:t>
-      </w:r>
-      <w:proofErr w:type="spellStart"/>
-      <w:r>
-        <w:rPr>
-          <w:rFonts w:ascii="Times New Roman" w:eastAsia="Times New Roman" w:hAnsi="Times New Roman" w:cs="Times New Roman"/>
-          <w:color w:val="000000"/>
-        </w:rPr>
-        <w:t>LTspice</w:t>
-      </w:r>
-      <w:proofErr w:type="spellEnd"/>
-      <w:r>
-        <w:rPr>
-          <w:rFonts w:ascii="Times New Roman" w:eastAsia="Times New Roman" w:hAnsi="Times New Roman" w:cs="Times New Roman"/>
-          <w:color w:val="000000"/>
-        </w:rPr>
-        <w:t>, Eclipse, Windows Form Applications, Unity, Photoshop, Jenkins</w:t>
+        <w:t>, NX, LTspice, Eclipse, Windows Form Applications, Unity, Photoshop, Jenkins</w:t>
       </w:r>
       <w:r>
         <w:rPr>
@@ -5714,6 +5684,25 @@
       <w:u w:val="single"/>
     </w:rPr>
   </w:style>
+  <w:style w:type="table" w:styleId="TableGrid">
+    <w:name w:val="Table Grid"/>
+    <w:basedOn w:val="TableNormal"/>
+    <w:uiPriority w:val="39"/>
+    <w:rsid w:val="00623F14"/>
+    <w:pPr>
+      <w:spacing w:after="0" w:line="240" w:lineRule="auto"/>
+    </w:pPr>
+    <w:tblPr>
+      <w:tblBorders>
+        <w:top w:val="single" w:sz="4" w:space="0" w:color="auto"/>
+        <w:left w:val="single" w:sz="4" w:space="0" w:color="auto"/>
+        <w:bottom w:val="single" w:sz="4" w:space="0" w:color="auto"/>
+        <w:right w:val="single" w:sz="4" w:space="0" w:color="auto"/>
+        <w:insideH w:val="single" w:sz="4" w:space="0" w:color="auto"/>
+        <w:insideV w:val="single" w:sz="4" w:space="0" w:color="auto"/>
+      </w:tblBorders>
+    </w:tblPr>
+  </w:style>
 </w:styles>
 </file>
 

--- a/src/assets/Resume25-26.docx
+++ b/src/assets/Resume25-26.docx
@@ -23,16 +23,16 @@
         <mc:AlternateContent>
           <mc:Choice Requires="wps">
             <w:drawing>
-              <wp:anchor distT="45720" distB="45720" distL="114300" distR="114300" simplePos="0" relativeHeight="251661312" behindDoc="1" locked="0" layoutInCell="1" allowOverlap="1" wp14:anchorId="6DAF7578" wp14:editId="699426FE">
+              <wp:anchor distT="45720" distB="45720" distL="114300" distR="114300" simplePos="0" relativeHeight="251661312" behindDoc="1" locked="0" layoutInCell="1" allowOverlap="1" wp14:anchorId="6DAF7578" wp14:editId="3FA57520">
                 <wp:simplePos x="0" y="0"/>
                 <wp:positionH relativeFrom="margin">
-                  <wp:posOffset>4120987</wp:posOffset>
+                  <wp:posOffset>3697941</wp:posOffset>
                 </wp:positionH>
                 <wp:positionV relativeFrom="paragraph">
-                  <wp:posOffset>-267723</wp:posOffset>
+                  <wp:posOffset>-266700</wp:posOffset>
                 </wp:positionV>
-                <wp:extent cx="1889760" cy="701040"/>
-                <wp:effectExtent l="0" t="0" r="15240" b="22860"/>
+                <wp:extent cx="2313343" cy="701040"/>
+                <wp:effectExtent l="0" t="0" r="10795" b="22860"/>
                 <wp:wrapNone/>
                 <wp:docPr id="217" name="Text Box 2"/>
                 <wp:cNvGraphicFramePr>
@@ -47,7 +47,7 @@
                       <wps:spPr bwMode="auto">
                         <a:xfrm>
                           <a:off x="0" y="0"/>
-                          <a:ext cx="1889760" cy="701040"/>
+                          <a:ext cx="2313343" cy="701040"/>
                         </a:xfrm>
                         <a:prstGeom prst="rect">
                           <a:avLst/>
@@ -76,19 +76,56 @@
                                 <w:szCs w:val="20"/>
                               </w:rPr>
                             </w:pPr>
-                            <w:hyperlink r:id="rId5" w:history="1">
-                              <w:r>
-                                <w:rPr>
-                                  <w:rStyle w:val="Hyperlink"/>
-                                  <w:rFonts w:ascii="Times New Roman" w:hAnsi="Times New Roman" w:cs="Times New Roman"/>
-                                  <w:color w:val="000000" w:themeColor="text1"/>
-                                  <w:sz w:val="20"/>
-                                  <w:szCs w:val="20"/>
-                                  <w:u w:val="none"/>
-                                </w:rPr>
-                                <w:t>tjlayton2@gmail.com</w:t>
-                              </w:r>
-                            </w:hyperlink>
+                            <w:r>
+                              <w:rPr>
+                                <w:rFonts w:ascii="Times New Roman" w:hAnsi="Times New Roman" w:cs="Times New Roman"/>
+                                <w:sz w:val="20"/>
+                                <w:szCs w:val="20"/>
+                              </w:rPr>
+                              <w:fldChar w:fldCharType="begin"/>
+                            </w:r>
+                            <w:r>
+                              <w:rPr>
+                                <w:rFonts w:ascii="Times New Roman" w:hAnsi="Times New Roman" w:cs="Times New Roman"/>
+                                <w:sz w:val="20"/>
+                                <w:szCs w:val="20"/>
+                              </w:rPr>
+                              <w:instrText>HYPERLINK "mailto:tjlayton2@gmail.com"</w:instrText>
+                            </w:r>
+                            <w:r>
+                              <w:rPr>
+                                <w:rFonts w:ascii="Times New Roman" w:hAnsi="Times New Roman" w:cs="Times New Roman"/>
+                                <w:sz w:val="20"/>
+                                <w:szCs w:val="20"/>
+                              </w:rPr>
+                            </w:r>
+                            <w:r>
+                              <w:rPr>
+                                <w:rFonts w:ascii="Times New Roman" w:hAnsi="Times New Roman" w:cs="Times New Roman"/>
+                                <w:sz w:val="20"/>
+                                <w:szCs w:val="20"/>
+                              </w:rPr>
+                              <w:fldChar w:fldCharType="separate"/>
+                            </w:r>
+                            <w:r>
+                              <w:rPr>
+                                <w:rStyle w:val="Hyperlink"/>
+                                <w:rFonts w:ascii="Times New Roman" w:hAnsi="Times New Roman" w:cs="Times New Roman"/>
+                                <w:color w:val="000000" w:themeColor="text1"/>
+                                <w:sz w:val="20"/>
+                                <w:szCs w:val="20"/>
+                                <w:u w:val="none"/>
+                              </w:rPr>
+                              <w:t>tjlayton2@gmail.com</w:t>
+                            </w:r>
+                            <w:r>
+                              <w:rPr>
+                                <w:rFonts w:ascii="Times New Roman" w:hAnsi="Times New Roman" w:cs="Times New Roman"/>
+                                <w:sz w:val="20"/>
+                                <w:szCs w:val="20"/>
+                              </w:rPr>
+                              <w:fldChar w:fldCharType="end"/>
+                            </w:r>
                             <w:r>
                               <w:rPr>
                                 <w:rFonts w:ascii="Times New Roman" w:hAnsi="Times New Roman" w:cs="Times New Roman"/>
@@ -96,7 +133,17 @@
                                 <w:sz w:val="20"/>
                                 <w:szCs w:val="20"/>
                               </w:rPr>
-                              <w:t xml:space="preserve">                           </w:t>
+                              <w:t xml:space="preserve">                        </w:t>
+                            </w:r>
+                            <w:proofErr w:type="gramStart"/>
+                            <w:r>
+                              <w:rPr>
+                                <w:rFonts w:ascii="Times New Roman" w:hAnsi="Times New Roman" w:cs="Times New Roman"/>
+                                <w:color w:val="000000" w:themeColor="text1"/>
+                                <w:sz w:val="20"/>
+                                <w:szCs w:val="20"/>
+                              </w:rPr>
+                              <w:t xml:space="preserve">   </w:t>
                             </w:r>
                             <w:r>
                               <w:rPr>
@@ -107,6 +154,7 @@
                               </w:rPr>
                               <w:t>(</w:t>
                             </w:r>
+                            <w:proofErr w:type="gramEnd"/>
                             <w:r>
                               <w:rPr>
                                 <w:rFonts w:ascii="Times New Roman" w:hAnsi="Times New Roman" w:cs="Times New Roman"/>
@@ -141,18 +189,18 @@
                                 <w:sz w:val="20"/>
                                 <w:szCs w:val="20"/>
                               </w:rPr>
-                              <w:t xml:space="preserve">           </w:t>
+                              <w:t xml:space="preserve">    </w:t>
                             </w:r>
-                            <w:hyperlink r:id="rId6" w:history="1">
+                            <w:hyperlink r:id="rId5" w:history="1">
                               <w:r>
                                 <w:rPr>
                                   <w:rStyle w:val="Hyperlink"/>
                                   <w:rFonts w:ascii="Times New Roman" w:hAnsi="Times New Roman" w:cs="Times New Roman"/>
-                                  <w:color w:val="000000"/>
+                                  <w:color w:val="000000" w:themeColor="text1"/>
                                   <w:sz w:val="20"/>
                                   <w:szCs w:val="20"/>
                                 </w:rPr>
-                                <w:t>Linkedin: tyler-layton977a38249</w:t>
+                                <w:t>linkedin.com/in/tyler-layton-977a38249</w:t>
                               </w:r>
                             </w:hyperlink>
                           </w:p>
@@ -166,7 +214,7 @@
                                 <w:szCs w:val="20"/>
                               </w:rPr>
                             </w:pPr>
-                            <w:hyperlink r:id="rId7" w:history="1">
+                            <w:hyperlink r:id="rId6" w:history="1">
                               <w:r>
                                 <w:rPr>
                                   <w:rStyle w:val="Hyperlink"/>
@@ -175,7 +223,7 @@
                                   <w:sz w:val="20"/>
                                   <w:szCs w:val="20"/>
                                 </w:rPr>
-                                <w:t>Website: tjlayton.com</w:t>
+                                <w:t>tjlayton.com</w:t>
                               </w:r>
                             </w:hyperlink>
                           </w:p>
@@ -211,7 +259,7 @@
                 <v:stroke joinstyle="miter"/>
                 <v:path gradientshapeok="t" o:connecttype="rect"/>
               </v:shapetype>
-              <v:shape id="Text Box 2" o:spid="_x0000_s1026" type="#_x0000_t202" style="position:absolute;margin-left:324.5pt;margin-top:-21.1pt;width:148.8pt;height:55.2pt;z-index:-251655168;visibility:visible;mso-wrap-style:square;mso-width-percent:0;mso-height-percent:0;mso-wrap-distance-left:9pt;mso-wrap-distance-top:3.6pt;mso-wrap-distance-right:9pt;mso-wrap-distance-bottom:3.6pt;mso-position-horizontal:absolute;mso-position-horizontal-relative:margin;mso-position-vertical:absolute;mso-position-vertical-relative:text;mso-width-percent:0;mso-height-percent:0;mso-width-relative:margin;mso-height-relative:margin;v-text-anchor:top" o:gfxdata="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" strokecolor="white [3212]">
+              <v:shape id="Text Box 2" o:spid="_x0000_s1026" type="#_x0000_t202" style="position:absolute;margin-left:291.2pt;margin-top:-21pt;width:182.15pt;height:55.2pt;z-index:-251655168;visibility:visible;mso-wrap-style:square;mso-width-percent:0;mso-height-percent:0;mso-wrap-distance-left:9pt;mso-wrap-distance-top:3.6pt;mso-wrap-distance-right:9pt;mso-wrap-distance-bottom:3.6pt;mso-position-horizontal:absolute;mso-position-horizontal-relative:margin;mso-position-vertical:absolute;mso-position-vertical-relative:text;mso-width-percent:0;mso-height-percent:0;mso-width-relative:margin;mso-height-relative:margin;v-text-anchor:top" o:gfxdata="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" strokecolor="white [3212]">
                 <v:textbox>
                   <w:txbxContent>
                     <w:p>
@@ -225,12 +273,34 @@
                         </w:rPr>
                       </w:pPr>
                       <w:r>
+                        <w:rPr>
+                          <w:rFonts w:ascii="Times New Roman" w:hAnsi="Times New Roman" w:cs="Times New Roman"/>
+                          <w:sz w:val="20"/>
+                          <w:szCs w:val="20"/>
+                        </w:rPr>
                         <w:fldChar w:fldCharType="begin"/>
                       </w:r>
                       <w:r>
+                        <w:rPr>
+                          <w:rFonts w:ascii="Times New Roman" w:hAnsi="Times New Roman" w:cs="Times New Roman"/>
+                          <w:sz w:val="20"/>
+                          <w:szCs w:val="20"/>
+                        </w:rPr>
                         <w:instrText>HYPERLINK "mailto:tjlayton2@gmail.com"</w:instrText>
                       </w:r>
                       <w:r>
+                        <w:rPr>
+                          <w:rFonts w:ascii="Times New Roman" w:hAnsi="Times New Roman" w:cs="Times New Roman"/>
+                          <w:sz w:val="20"/>
+                          <w:szCs w:val="20"/>
+                        </w:rPr>
+                      </w:r>
+                      <w:r>
+                        <w:rPr>
+                          <w:rFonts w:ascii="Times New Roman" w:hAnsi="Times New Roman" w:cs="Times New Roman"/>
+                          <w:sz w:val="20"/>
+                          <w:szCs w:val="20"/>
+                        </w:rPr>
                         <w:fldChar w:fldCharType="separate"/>
                       </w:r>
                       <w:r>
@@ -245,6 +315,11 @@
                         <w:t>tjlayton2@gmail.com</w:t>
                       </w:r>
                       <w:r>
+                        <w:rPr>
+                          <w:rFonts w:ascii="Times New Roman" w:hAnsi="Times New Roman" w:cs="Times New Roman"/>
+                          <w:sz w:val="20"/>
+                          <w:szCs w:val="20"/>
+                        </w:rPr>
                         <w:fldChar w:fldCharType="end"/>
                       </w:r>
                       <w:r>
@@ -254,7 +329,17 @@
                           <w:sz w:val="20"/>
                           <w:szCs w:val="20"/>
                         </w:rPr>
-                        <w:t xml:space="preserve">                           </w:t>
+                        <w:t xml:space="preserve">                        </w:t>
+                      </w:r>
+                      <w:proofErr w:type="gramStart"/>
+                      <w:r>
+                        <w:rPr>
+                          <w:rFonts w:ascii="Times New Roman" w:hAnsi="Times New Roman" w:cs="Times New Roman"/>
+                          <w:color w:val="000000" w:themeColor="text1"/>
+                          <w:sz w:val="20"/>
+                          <w:szCs w:val="20"/>
+                        </w:rPr>
+                        <w:t xml:space="preserve">   </w:t>
                       </w:r>
                       <w:r>
                         <w:rPr>
@@ -265,6 +350,7 @@
                         </w:rPr>
                         <w:t>(</w:t>
                       </w:r>
+                      <w:proofErr w:type="gramEnd"/>
                       <w:r>
                         <w:rPr>
                           <w:rFonts w:ascii="Times New Roman" w:hAnsi="Times New Roman" w:cs="Times New Roman"/>
@@ -299,30 +385,18 @@
                           <w:sz w:val="20"/>
                           <w:szCs w:val="20"/>
                         </w:rPr>
-                        <w:t xml:space="preserve">           </w:t>
+                        <w:t xml:space="preserve">    </w:t>
                       </w:r>
-                      <w:hyperlink r:id="rId8" w:history="1">
-                        <w:proofErr w:type="spellStart"/>
+                      <w:hyperlink r:id="rId7" w:history="1">
                         <w:r>
                           <w:rPr>
                             <w:rStyle w:val="Hyperlink"/>
                             <w:rFonts w:ascii="Times New Roman" w:hAnsi="Times New Roman" w:cs="Times New Roman"/>
-                            <w:color w:val="000000"/>
+                            <w:color w:val="000000" w:themeColor="text1"/>
                             <w:sz w:val="20"/>
                             <w:szCs w:val="20"/>
                           </w:rPr>
-                          <w:t>Linkedin</w:t>
-                        </w:r>
-                        <w:proofErr w:type="spellEnd"/>
-                        <w:r>
-                          <w:rPr>
-                            <w:rStyle w:val="Hyperlink"/>
-                            <w:rFonts w:ascii="Times New Roman" w:hAnsi="Times New Roman" w:cs="Times New Roman"/>
-                            <w:color w:val="000000"/>
-                            <w:sz w:val="20"/>
-                            <w:szCs w:val="20"/>
-                          </w:rPr>
-                          <w:t>: tyler-layton977a38249</w:t>
+                          <w:t>linkedin.com/in/tyler-layton-977a38249</w:t>
                         </w:r>
                       </w:hyperlink>
                     </w:p>
@@ -336,7 +410,7 @@
                           <w:szCs w:val="20"/>
                         </w:rPr>
                       </w:pPr>
-                      <w:hyperlink r:id="rId9" w:history="1">
+                      <w:hyperlink r:id="rId8" w:history="1">
                         <w:r>
                           <w:rPr>
                             <w:rStyle w:val="Hyperlink"/>
@@ -345,7 +419,7 @@
                             <w:sz w:val="20"/>
                             <w:szCs w:val="20"/>
                           </w:rPr>
-                          <w:t>Website: tjlayton.com</w:t>
+                          <w:t>tjlayton.com</w:t>
                         </w:r>
                       </w:hyperlink>
                     </w:p>
@@ -945,31 +1019,7 @@
                 <w:sz w:val="24"/>
                 <w:szCs w:val="24"/>
               </w:rPr>
-              <w:t xml:space="preserve">May 2025 </w:t>
-            </w:r>
-            <w:r>
-              <w:rPr>
-                <w:rFonts w:ascii="Times New Roman" w:eastAsia="Times New Roman" w:hAnsi="Times New Roman" w:cs="Times New Roman"/>
-                <w:b/>
-                <w:bCs/>
-                <w:color w:val="000000"/>
-                <w:kern w:val="36"/>
-                <w:sz w:val="24"/>
-                <w:szCs w:val="24"/>
-              </w:rPr>
-              <w:t>–</w:t>
-            </w:r>
-            <w:r>
-              <w:rPr>
-                <w:rFonts w:ascii="Times New Roman" w:eastAsia="Times New Roman" w:hAnsi="Times New Roman" w:cs="Times New Roman"/>
-                <w:b/>
-                <w:bCs/>
-                <w:color w:val="000000"/>
-                <w:kern w:val="36"/>
-                <w:sz w:val="24"/>
-                <w:szCs w:val="24"/>
-              </w:rPr>
-              <w:t xml:space="preserve"> May 2026</w:t>
+              <w:t>May 2025 – May 2026</w:t>
             </w:r>
           </w:p>
         </w:tc>
@@ -1088,7 +1138,7 @@
           <w:color w:val="000000"/>
           <w:kern w:val="36"/>
         </w:rPr>
-        <w:t xml:space="preserve"> web application for 2D network visualization, enabling users to create, customize, and analyze large graphs with search algorithms such as DFS, BFS, Dijkstra’s,</w:t>
+        <w:t xml:space="preserve"> web application for 2D network visualization, enabling users to create, customize, and analyze large graphs with search algorithms such as DFS, BFS,</w:t>
       </w:r>
       <w:r>
         <w:rPr>
@@ -1096,7 +1146,23 @@
           <w:color w:val="000000"/>
           <w:kern w:val="36"/>
         </w:rPr>
-        <w:t xml:space="preserve"> etc.</w:t>
+        <w:t xml:space="preserve"> and</w:t>
+      </w:r>
+      <w:r>
+        <w:rPr>
+          <w:rFonts w:ascii="Times New Roman" w:eastAsia="Times New Roman" w:hAnsi="Times New Roman" w:cs="Times New Roman"/>
+          <w:color w:val="000000"/>
+          <w:kern w:val="36"/>
+        </w:rPr>
+        <w:t xml:space="preserve"> Dijkstra’s</w:t>
+      </w:r>
+      <w:r>
+        <w:rPr>
+          <w:rFonts w:ascii="Times New Roman" w:eastAsia="Times New Roman" w:hAnsi="Times New Roman" w:cs="Times New Roman"/>
+          <w:color w:val="000000"/>
+          <w:kern w:val="36"/>
+        </w:rPr>
+        <w:t>.</w:t>
       </w:r>
     </w:p>
     <w:tbl>
@@ -1183,31 +1249,7 @@
                 <w:sz w:val="24"/>
                 <w:szCs w:val="24"/>
               </w:rPr>
-              <w:t>January</w:t>
-            </w:r>
-            <w:r>
-              <w:rPr>
-                <w:rFonts w:ascii="Times New Roman" w:eastAsia="Times New Roman" w:hAnsi="Times New Roman" w:cs="Times New Roman"/>
-                <w:b/>
-                <w:bCs/>
-                <w:color w:val="000000"/>
-                <w:kern w:val="36"/>
-                <w:sz w:val="24"/>
-                <w:szCs w:val="24"/>
-              </w:rPr>
-              <w:t xml:space="preserve"> 2025 – May 202</w:t>
-            </w:r>
-            <w:r>
-              <w:rPr>
-                <w:rFonts w:ascii="Times New Roman" w:eastAsia="Times New Roman" w:hAnsi="Times New Roman" w:cs="Times New Roman"/>
-                <w:b/>
-                <w:bCs/>
-                <w:color w:val="000000"/>
-                <w:kern w:val="36"/>
-                <w:sz w:val="24"/>
-                <w:szCs w:val="24"/>
-              </w:rPr>
-              <w:t>5</w:t>
+              <w:t>January 2025 – May 2025</w:t>
             </w:r>
           </w:p>
         </w:tc>
@@ -1677,7 +1719,25 @@
           <w:color w:val="000000"/>
           <w:kern w:val="36"/>
         </w:rPr>
-        <w:t xml:space="preserve"> in Python with Tkinter for creating and managing Jenkins files, reducing file authoring time by 80%.</w:t>
+        <w:t xml:space="preserve"> in Python with </w:t>
+      </w:r>
+      <w:proofErr w:type="spellStart"/>
+      <w:r>
+        <w:rPr>
+          <w:rFonts w:ascii="Times New Roman" w:eastAsia="Times New Roman" w:hAnsi="Times New Roman" w:cs="Times New Roman"/>
+          <w:color w:val="000000"/>
+          <w:kern w:val="36"/>
+        </w:rPr>
+        <w:t>Tkinter</w:t>
+      </w:r>
+      <w:proofErr w:type="spellEnd"/>
+      <w:r>
+        <w:rPr>
+          <w:rFonts w:ascii="Times New Roman" w:eastAsia="Times New Roman" w:hAnsi="Times New Roman" w:cs="Times New Roman"/>
+          <w:color w:val="000000"/>
+          <w:kern w:val="36"/>
+        </w:rPr>
+        <w:t xml:space="preserve"> for creating and managing Jenkins files, reducing file authoring time by 80%.</w:t>
       </w:r>
     </w:p>
     <w:p>
@@ -1773,19 +1833,7 @@
                 <w:sz w:val="24"/>
                 <w:szCs w:val="24"/>
               </w:rPr>
-              <w:t>Frontend Engi</w:t>
-            </w:r>
-            <w:r>
-              <w:rPr>
-                <w:rFonts w:ascii="Times New Roman" w:eastAsia="Times New Roman" w:hAnsi="Times New Roman" w:cs="Times New Roman"/>
-                <w:b/>
-                <w:bCs/>
-                <w:color w:val="000000"/>
-                <w:kern w:val="36"/>
-                <w:sz w:val="24"/>
-                <w:szCs w:val="24"/>
-              </w:rPr>
-              <w:t>neer/Project Lead Developer</w:t>
+              <w:t>Frontend Engineer/Project Lead Developer</w:t>
             </w:r>
           </w:p>
         </w:tc>
@@ -1914,7 +1962,23 @@
           <w:rFonts w:ascii="Times New Roman" w:eastAsia="Times New Roman" w:hAnsi="Times New Roman" w:cs="Times New Roman"/>
           <w:color w:val="000000"/>
         </w:rPr>
-        <w:t>Led and contributed to open-source projects supporting student learning, including an educational analog circuit simulator and a Python-based platformer game using Pygame.</w:t>
+        <w:t xml:space="preserve">Led and contributed to open-source projects supporting student learning, including an educational analog circuit simulator and a Python-based platformer game using </w:t>
+      </w:r>
+      <w:proofErr w:type="spellStart"/>
+      <w:r>
+        <w:rPr>
+          <w:rFonts w:ascii="Times New Roman" w:eastAsia="Times New Roman" w:hAnsi="Times New Roman" w:cs="Times New Roman"/>
+          <w:color w:val="000000"/>
+        </w:rPr>
+        <w:t>Pygame</w:t>
+      </w:r>
+      <w:proofErr w:type="spellEnd"/>
+      <w:r>
+        <w:rPr>
+          <w:rFonts w:ascii="Times New Roman" w:eastAsia="Times New Roman" w:hAnsi="Times New Roman" w:cs="Times New Roman"/>
+          <w:color w:val="000000"/>
+        </w:rPr>
+        <w:t>.</w:t>
       </w:r>
     </w:p>
     <w:p>
@@ -2195,7 +2259,23 @@
           <w:rFonts w:ascii="Times New Roman" w:eastAsia="Times New Roman" w:hAnsi="Times New Roman" w:cs="Times New Roman"/>
           <w:color w:val="000000"/>
         </w:rPr>
-        <w:t>, NX, LTspice, Eclipse, Windows Form Applications, Unity, Photoshop, Jenkins</w:t>
+        <w:t xml:space="preserve">, NX, </w:t>
+      </w:r>
+      <w:proofErr w:type="spellStart"/>
+      <w:r>
+        <w:rPr>
+          <w:rFonts w:ascii="Times New Roman" w:eastAsia="Times New Roman" w:hAnsi="Times New Roman" w:cs="Times New Roman"/>
+          <w:color w:val="000000"/>
+        </w:rPr>
+        <w:t>LTspice</w:t>
+      </w:r>
+      <w:proofErr w:type="spellEnd"/>
+      <w:r>
+        <w:rPr>
+          <w:rFonts w:ascii="Times New Roman" w:eastAsia="Times New Roman" w:hAnsi="Times New Roman" w:cs="Times New Roman"/>
+          <w:color w:val="000000"/>
+        </w:rPr>
+        <w:t>, Eclipse, Windows Form Applications, Unity, Photoshop, Jenkins</w:t>
       </w:r>
       <w:r>
         <w:rPr>
